--- a/FINANS-Documentacao-Tecnica.docx
+++ b/FINANS-Documentacao-Tecnica.docx
@@ -73,7 +73,7 @@
           <w:sz w:val="20"/>
           <w:szCs w:val="20"/>
         </w:rPr>
-        <w:t xml:space="preserve">Documento de uso pessoal — versão inicial</w:t>
+        <w:t xml:space="preserve">Documento de uso pessoal — versão atualizada</w:t>
       </w:r>
     </w:p>
     <w:p>
@@ -87,7 +87,7 @@
           <w:sz w:val="20"/>
           <w:szCs w:val="20"/>
         </w:rPr>
-        <w:t xml:space="preserve">Agosto de 2026</w:t>
+        <w:t xml:space="preserve">Setembro de 2026</w:t>
       </w:r>
     </w:p>
     <w:p>
@@ -172,7 +172,7 @@
           <w:sz w:val="22"/>
           <w:szCs w:val="22"/>
         </w:rPr>
-        <w:t xml:space="preserve">O sistema está sendo construído do zero como projeto pessoal de estudo e aplicação prática, com foco em consolidar uma stack moderna full-stack em TypeScript (Next.js + NestJS + PostgreSQL/Prisma), migrando o conhecimento adquirido profissionalmente em PHP/CakePHP para tecnologias mais atuais.</w:t>
+        <w:t xml:space="preserve">O sistema está sendo construído do zero como projeto pessoal de estudo e aplicação prática — e hoje funciona também como o principal projeto de portfólio de Lucas em sua busca por vagas de desenvolvedor. O foco é consolidar uma stack moderna full-stack em TypeScript (Next.js + NestJS + PostgreSQL/Prisma), migrando o conhecimento adquirido profissionalmente em PHP/CakePHP para tecnologias mais atuais, com TypeScript, React e Next.js aprendidos do zero ao longo da construção do próprio sistema.</w:t>
       </w:r>
     </w:p>
     <w:p>
@@ -235,7 +235,7 @@
           <w:sz w:val="22"/>
           <w:szCs w:val="22"/>
         </w:rPr>
-        <w:t xml:space="preserve">Desenvolver uma aplicação web de controle financeiro que permita cadastro de usuários, empresas e endereços, com posterior expansão para lançamentos financeiros (receitas e despesas), relatórios e controle de estoque/produtos revendidos.</w:t>
+        <w:t xml:space="preserve">Desenvolver uma aplicação web de controle financeiro que permita cadastro de usuários, empresas e endereços, com autenticação segura e posterior expansão para lançamentos financeiros (receitas e despesas), relatórios e controle de estoque/produtos revendidos.</w:t>
       </w:r>
     </w:p>
     <w:p>
@@ -302,7 +302,7 @@
           <w:sz w:val="22"/>
           <w:szCs w:val="22"/>
         </w:rPr>
-        <w:t xml:space="preserve">Servir como projeto de estudo guiado, com aprendizado por tentativa de implementação seguida de correção e documentação em comentários de código.</w:t>
+        <w:t xml:space="preserve">Implementar autenticação e autorização seguras, evoluindo de armazenamento de token em localStorage para cookies HttpOnly.</w:t>
       </w:r>
     </w:p>
     <w:p>
@@ -319,7 +319,41 @@
           <w:sz w:val="22"/>
           <w:szCs w:val="22"/>
         </w:rPr>
+        <w:t xml:space="preserve">Servir como projeto de estudo guiado, com aprendizado por tentativa de implementação seguida de correção e documentação em comentários de código.</w:t>
+      </w:r>
+    </w:p>
+    <w:p>
+      <w:pPr>
+        <w:pStyle w:val="ListParagraph"/>
+        <w:numPr>
+          <w:ilvl w:val="0"/>
+          <w:numId w:val="2"/>
+        </w:numPr>
+        <w:spacing w:after="80"/>
+      </w:pPr>
+      <w:r>
+        <w:rPr>
+          <w:sz w:val="22"/>
+          <w:szCs w:val="22"/>
+        </w:rPr>
         <w:t xml:space="preserve">Evoluir de um CRUD básico de cadastro para um sistema completo de controle financeiro com autenticação e autorização.</w:t>
+      </w:r>
+    </w:p>
+    <w:p>
+      <w:pPr>
+        <w:pStyle w:val="ListParagraph"/>
+        <w:numPr>
+          <w:ilvl w:val="0"/>
+          <w:numId w:val="2"/>
+        </w:numPr>
+        <w:spacing w:after="80"/>
+      </w:pPr>
+      <w:r>
+        <w:rPr>
+          <w:sz w:val="22"/>
+          <w:szCs w:val="22"/>
+        </w:rPr>
+        <w:t xml:space="preserve">Funcionar como peça central do portfólio de Lucas em processos seletivos para vagas de desenvolvedor.</w:t>
       </w:r>
     </w:p>
     <w:p>
@@ -347,7 +381,7 @@
           <w:sz w:val="22"/>
           <w:szCs w:val="22"/>
         </w:rPr>
-        <w:t xml:space="preserve">O projeto segue uma arquitetura de monorepo, separando claramente as responsabilidades entre frontend e backend, mas mantendo-os no mesmo repositório para facilitar o versionamento conjunto e o compartilhamento de tipos/configurações.</w:t>
+        <w:t xml:space="preserve">O projeto segue uma arquitetura de monorepo, separando claramente as responsabilidades entre frontend e backend, mas mantendo-os no mesmo repositório para facilitar o versionamento conjunto e o compartilhamento de tipos/configurações. O setup do monorepo em Git já está concluído.</w:t>
       </w:r>
     </w:p>
     <w:tbl>
@@ -363,9 +397,10 @@
         </w:tblBorders>
       </w:tblPr>
       <w:tblGrid>
-        <w:gridCol w:w="2200"/>
-        <w:gridCol w:w="3200"/>
-        <w:gridCol w:w="4200"/>
+        <w:gridCol w:w="1900"/>
+        <w:gridCol w:w="2600"/>
+        <w:gridCol w:w="3600"/>
+        <w:gridCol w:w="1500"/>
       </w:tblGrid>
       <w:tr>
         <w:trPr>
@@ -373,7 +408,7 @@
         </w:trPr>
         <w:tc>
           <w:tcPr>
-            <w:tcW w:type="dxa" w:w="2200"/>
+            <w:tcW w:type="dxa" w:w="1900"/>
             <w:shd w:fill="1F3864" w:val="clear"/>
             <w:tcMar>
               <w:top w:type="dxa" w:w="100"/>
@@ -397,7 +432,7 @@
         </w:tc>
         <w:tc>
           <w:tcPr>
-            <w:tcW w:type="dxa" w:w="3200"/>
+            <w:tcW w:type="dxa" w:w="2600"/>
             <w:shd w:fill="1F3864" w:val="clear"/>
             <w:tcMar>
               <w:top w:type="dxa" w:w="100"/>
@@ -421,7 +456,7 @@
         </w:tc>
         <w:tc>
           <w:tcPr>
-            <w:tcW w:type="dxa" w:w="4200"/>
+            <w:tcW w:type="dxa" w:w="3600"/>
             <w:shd w:fill="1F3864" w:val="clear"/>
             <w:tcMar>
               <w:top w:type="dxa" w:w="100"/>
@@ -443,11 +478,35 @@
             </w:r>
           </w:p>
         </w:tc>
+        <w:tc>
+          <w:tcPr>
+            <w:tcW w:type="dxa" w:w="1500"/>
+            <w:shd w:fill="1F3864" w:val="clear"/>
+            <w:tcMar>
+              <w:top w:type="dxa" w:w="100"/>
+              <w:left w:type="dxa" w:w="120"/>
+              <w:bottom w:type="dxa" w:w="100"/>
+              <w:right w:type="dxa" w:w="120"/>
+            </w:tcMar>
+          </w:tcPr>
+          <w:p>
+            <w:r>
+              <w:rPr>
+                <w:b/>
+                <w:bCs/>
+                <w:color w:val="FFFFFF"/>
+                <w:sz w:val="20"/>
+                <w:szCs w:val="20"/>
+              </w:rPr>
+              <w:t xml:space="preserve">Porta (dev)</w:t>
+            </w:r>
+          </w:p>
+        </w:tc>
       </w:tr>
       <w:tr>
         <w:tc>
           <w:tcPr>
-            <w:tcW w:type="dxa" w:w="2200"/>
+            <w:tcW w:type="dxa" w:w="1900"/>
             <w:tcMar>
               <w:top w:type="dxa" w:w="100"/>
               <w:left w:type="dxa" w:w="120"/>
@@ -470,7 +529,7 @@
         </w:tc>
         <w:tc>
           <w:tcPr>
-            <w:tcW w:type="dxa" w:w="3200"/>
+            <w:tcW w:type="dxa" w:w="2600"/>
             <w:tcMar>
               <w:top w:type="dxa" w:w="100"/>
               <w:left w:type="dxa" w:w="120"/>
@@ -493,7 +552,7 @@
         </w:tc>
         <w:tc>
           <w:tcPr>
-            <w:tcW w:type="dxa" w:w="4200"/>
+            <w:tcW w:type="dxa" w:w="3600"/>
             <w:tcMar>
               <w:top w:type="dxa" w:w="100"/>
               <w:left w:type="dxa" w:w="120"/>
@@ -511,6 +570,29 @@
                 <w:szCs w:val="20"/>
               </w:rPr>
               <w:t xml:space="preserve">Interface do usuário, Server e Client Components</w:t>
+            </w:r>
+          </w:p>
+        </w:tc>
+        <w:tc>
+          <w:tcPr>
+            <w:tcW w:type="dxa" w:w="1500"/>
+            <w:tcMar>
+              <w:top w:type="dxa" w:w="100"/>
+              <w:left w:type="dxa" w:w="120"/>
+              <w:bottom w:type="dxa" w:w="100"/>
+              <w:right w:type="dxa" w:w="120"/>
+            </w:tcMar>
+          </w:tcPr>
+          <w:p>
+            <w:r>
+              <w:rPr>
+                <w:b w:val="false"/>
+                <w:bCs w:val="false"/>
+                <w:color w:val="000000"/>
+                <w:sz w:val="20"/>
+                <w:szCs w:val="20"/>
+              </w:rPr>
+              <w:t xml:space="preserve">3000</w:t>
             </w:r>
           </w:p>
         </w:tc>
@@ -518,7 +600,7 @@
       <w:tr>
         <w:tc>
           <w:tcPr>
-            <w:tcW w:type="dxa" w:w="2200"/>
+            <w:tcW w:type="dxa" w:w="1900"/>
             <w:tcMar>
               <w:top w:type="dxa" w:w="100"/>
               <w:left w:type="dxa" w:w="120"/>
@@ -541,7 +623,7 @@
         </w:tc>
         <w:tc>
           <w:tcPr>
-            <w:tcW w:type="dxa" w:w="3200"/>
+            <w:tcW w:type="dxa" w:w="2600"/>
             <w:tcMar>
               <w:top w:type="dxa" w:w="100"/>
               <w:left w:type="dxa" w:w="120"/>
@@ -564,24 +646,47 @@
         </w:tc>
         <w:tc>
           <w:tcPr>
-            <w:tcW w:type="dxa" w:w="4200"/>
-            <w:tcMar>
-              <w:top w:type="dxa" w:w="100"/>
-              <w:left w:type="dxa" w:w="120"/>
-              <w:bottom w:type="dxa" w:w="100"/>
-              <w:right w:type="dxa" w:w="120"/>
-            </w:tcMar>
-          </w:tcPr>
-          <w:p>
-            <w:r>
-              <w:rPr>
-                <w:b w:val="false"/>
-                <w:bCs w:val="false"/>
-                <w:color w:val="000000"/>
-                <w:sz w:val="20"/>
-                <w:szCs w:val="20"/>
-              </w:rPr>
-              <w:t xml:space="preserve">API REST, regras de negócio, validação</w:t>
+            <w:tcW w:type="dxa" w:w="3600"/>
+            <w:tcMar>
+              <w:top w:type="dxa" w:w="100"/>
+              <w:left w:type="dxa" w:w="120"/>
+              <w:bottom w:type="dxa" w:w="100"/>
+              <w:right w:type="dxa" w:w="120"/>
+            </w:tcMar>
+          </w:tcPr>
+          <w:p>
+            <w:r>
+              <w:rPr>
+                <w:b w:val="false"/>
+                <w:bCs w:val="false"/>
+                <w:color w:val="000000"/>
+                <w:sz w:val="20"/>
+                <w:szCs w:val="20"/>
+              </w:rPr>
+              <w:t xml:space="preserve">API REST, regras de negócio, validação, autenticação</w:t>
+            </w:r>
+          </w:p>
+        </w:tc>
+        <w:tc>
+          <w:tcPr>
+            <w:tcW w:type="dxa" w:w="1500"/>
+            <w:tcMar>
+              <w:top w:type="dxa" w:w="100"/>
+              <w:left w:type="dxa" w:w="120"/>
+              <w:bottom w:type="dxa" w:w="100"/>
+              <w:right w:type="dxa" w:w="120"/>
+            </w:tcMar>
+          </w:tcPr>
+          <w:p>
+            <w:r>
+              <w:rPr>
+                <w:b w:val="false"/>
+                <w:bCs w:val="false"/>
+                <w:color w:val="000000"/>
+                <w:sz w:val="20"/>
+                <w:szCs w:val="20"/>
+              </w:rPr>
+              <w:t xml:space="preserve">3001</w:t>
             </w:r>
           </w:p>
         </w:tc>
@@ -589,7 +694,7 @@
       <w:tr>
         <w:tc>
           <w:tcPr>
-            <w:tcW w:type="dxa" w:w="2200"/>
+            <w:tcW w:type="dxa" w:w="1900"/>
             <w:tcMar>
               <w:top w:type="dxa" w:w="100"/>
               <w:left w:type="dxa" w:w="120"/>
@@ -612,7 +717,7 @@
         </w:tc>
         <w:tc>
           <w:tcPr>
-            <w:tcW w:type="dxa" w:w="3200"/>
+            <w:tcW w:type="dxa" w:w="2600"/>
             <w:tcMar>
               <w:top w:type="dxa" w:w="100"/>
               <w:left w:type="dxa" w:w="120"/>
@@ -635,7 +740,7 @@
         </w:tc>
         <w:tc>
           <w:tcPr>
-            <w:tcW w:type="dxa" w:w="4200"/>
+            <w:tcW w:type="dxa" w:w="3600"/>
             <w:tcMar>
               <w:top w:type="dxa" w:w="100"/>
               <w:left w:type="dxa" w:w="120"/>
@@ -653,6 +758,29 @@
                 <w:szCs w:val="20"/>
               </w:rPr>
               <w:t xml:space="preserve">Armazenamento relacional dos dados</w:t>
+            </w:r>
+          </w:p>
+        </w:tc>
+        <w:tc>
+          <w:tcPr>
+            <w:tcW w:type="dxa" w:w="1500"/>
+            <w:tcMar>
+              <w:top w:type="dxa" w:w="100"/>
+              <w:left w:type="dxa" w:w="120"/>
+              <w:bottom w:type="dxa" w:w="100"/>
+              <w:right w:type="dxa" w:w="120"/>
+            </w:tcMar>
+          </w:tcPr>
+          <w:p>
+            <w:r>
+              <w:rPr>
+                <w:b w:val="false"/>
+                <w:bCs w:val="false"/>
+                <w:color w:val="000000"/>
+                <w:sz w:val="20"/>
+                <w:szCs w:val="20"/>
+              </w:rPr>
+              <w:t xml:space="preserve">—</w:t>
             </w:r>
           </w:p>
         </w:tc>
@@ -660,7 +788,7 @@
       <w:tr>
         <w:tc>
           <w:tcPr>
-            <w:tcW w:type="dxa" w:w="2200"/>
+            <w:tcW w:type="dxa" w:w="1900"/>
             <w:tcMar>
               <w:top w:type="dxa" w:w="100"/>
               <w:left w:type="dxa" w:w="120"/>
@@ -683,7 +811,7 @@
         </w:tc>
         <w:tc>
           <w:tcPr>
-            <w:tcW w:type="dxa" w:w="3200"/>
+            <w:tcW w:type="dxa" w:w="2600"/>
             <w:tcMar>
               <w:top w:type="dxa" w:w="100"/>
               <w:left w:type="dxa" w:w="120"/>
@@ -706,7 +834,7 @@
         </w:tc>
         <w:tc>
           <w:tcPr>
-            <w:tcW w:type="dxa" w:w="4200"/>
+            <w:tcW w:type="dxa" w:w="3600"/>
             <w:tcMar>
               <w:top w:type="dxa" w:w="100"/>
               <w:left w:type="dxa" w:w="120"/>
@@ -724,6 +852,29 @@
                 <w:szCs w:val="20"/>
               </w:rPr>
               <w:t xml:space="preserve">Mapeamento objeto-relacional e migrations</w:t>
+            </w:r>
+          </w:p>
+        </w:tc>
+        <w:tc>
+          <w:tcPr>
+            <w:tcW w:type="dxa" w:w="1500"/>
+            <w:tcMar>
+              <w:top w:type="dxa" w:w="100"/>
+              <w:left w:type="dxa" w:w="120"/>
+              <w:bottom w:type="dxa" w:w="100"/>
+              <w:right w:type="dxa" w:w="120"/>
+            </w:tcMar>
+          </w:tcPr>
+          <w:p>
+            <w:r>
+              <w:rPr>
+                <w:b w:val="false"/>
+                <w:bCs w:val="false"/>
+                <w:color w:val="000000"/>
+                <w:sz w:val="20"/>
+                <w:szCs w:val="20"/>
+              </w:rPr>
+              <w:t xml:space="preserve">—</w:t>
             </w:r>
           </w:p>
         </w:tc>
@@ -745,7 +896,7 @@
           <w:sz w:val="20"/>
           <w:szCs w:val="20"/>
         </w:rPr>
-        <w:t xml:space="preserve">Seção a expandir: incluir um diagrama de arquitetura (ex.: cliente → API NestJS → Prisma → PostgreSQL) e detalhar se haverá autenticação via JWT, sessão, ou outro mecanismo.</w:t>
+        <w:t xml:space="preserve">Seção a expandir: incluir um diagrama de arquitetura (ex.: cliente → API NestJS → Prisma → PostgreSQL) mostrando também o fluxo de autenticação via cookie HttpOnly.</w:t>
       </w:r>
     </w:p>
     <w:p>
@@ -767,6 +918,986 @@
           <w:szCs w:val="32"/>
         </w:rPr>
         <w:t xml:space="preserve">4. Stack Tecnológica</w:t>
+      </w:r>
+    </w:p>
+    <w:tbl>
+      <w:tblPr>
+        <w:tblW w:type="dxa" w:w="9600"/>
+        <w:tblBorders>
+          <w:top w:val="single" w:color="auto" w:sz="4"/>
+          <w:left w:val="single" w:color="auto" w:sz="4"/>
+          <w:bottom w:val="single" w:color="auto" w:sz="4"/>
+          <w:right w:val="single" w:color="auto" w:sz="4"/>
+          <w:insideH w:val="single" w:color="auto" w:sz="4"/>
+          <w:insideV w:val="single" w:color="auto" w:sz="4"/>
+        </w:tblBorders>
+      </w:tblPr>
+      <w:tblGrid>
+        <w:gridCol w:w="2600"/>
+        <w:gridCol w:w="3600"/>
+        <w:gridCol w:w="3400"/>
+      </w:tblGrid>
+      <w:tr>
+        <w:trPr>
+          <w:tblHeader/>
+        </w:trPr>
+        <w:tc>
+          <w:tcPr>
+            <w:tcW w:type="dxa" w:w="2600"/>
+            <w:shd w:fill="1F3864" w:val="clear"/>
+            <w:tcMar>
+              <w:top w:type="dxa" w:w="100"/>
+              <w:left w:type="dxa" w:w="120"/>
+              <w:bottom w:type="dxa" w:w="100"/>
+              <w:right w:type="dxa" w:w="120"/>
+            </w:tcMar>
+          </w:tcPr>
+          <w:p>
+            <w:r>
+              <w:rPr>
+                <w:b/>
+                <w:bCs/>
+                <w:color w:val="FFFFFF"/>
+                <w:sz w:val="20"/>
+                <w:szCs w:val="20"/>
+              </w:rPr>
+              <w:t xml:space="preserve">Categoria</w:t>
+            </w:r>
+          </w:p>
+        </w:tc>
+        <w:tc>
+          <w:tcPr>
+            <w:tcW w:type="dxa" w:w="3600"/>
+            <w:shd w:fill="1F3864" w:val="clear"/>
+            <w:tcMar>
+              <w:top w:type="dxa" w:w="100"/>
+              <w:left w:type="dxa" w:w="120"/>
+              <w:bottom w:type="dxa" w:w="100"/>
+              <w:right w:type="dxa" w:w="120"/>
+            </w:tcMar>
+          </w:tcPr>
+          <w:p>
+            <w:r>
+              <w:rPr>
+                <w:b/>
+                <w:bCs/>
+                <w:color w:val="FFFFFF"/>
+                <w:sz w:val="20"/>
+                <w:szCs w:val="20"/>
+              </w:rPr>
+              <w:t xml:space="preserve">Tecnologia</w:t>
+            </w:r>
+          </w:p>
+        </w:tc>
+        <w:tc>
+          <w:tcPr>
+            <w:tcW w:type="dxa" w:w="3400"/>
+            <w:shd w:fill="1F3864" w:val="clear"/>
+            <w:tcMar>
+              <w:top w:type="dxa" w:w="100"/>
+              <w:left w:type="dxa" w:w="120"/>
+              <w:bottom w:type="dxa" w:w="100"/>
+              <w:right w:type="dxa" w:w="120"/>
+            </w:tcMar>
+          </w:tcPr>
+          <w:p>
+            <w:r>
+              <w:rPr>
+                <w:b/>
+                <w:bCs/>
+                <w:color w:val="FFFFFF"/>
+                <w:sz w:val="20"/>
+                <w:szCs w:val="20"/>
+              </w:rPr>
+              <w:t xml:space="preserve">Observações</w:t>
+            </w:r>
+          </w:p>
+        </w:tc>
+      </w:tr>
+      <w:tr>
+        <w:tc>
+          <w:tcPr>
+            <w:tcW w:type="dxa" w:w="2600"/>
+            <w:tcMar>
+              <w:top w:type="dxa" w:w="100"/>
+              <w:left w:type="dxa" w:w="120"/>
+              <w:bottom w:type="dxa" w:w="100"/>
+              <w:right w:type="dxa" w:w="120"/>
+            </w:tcMar>
+          </w:tcPr>
+          <w:p>
+            <w:r>
+              <w:rPr>
+                <w:b w:val="false"/>
+                <w:bCs w:val="false"/>
+                <w:color w:val="000000"/>
+                <w:sz w:val="20"/>
+                <w:szCs w:val="20"/>
+              </w:rPr>
+              <w:t xml:space="preserve">Linguagem</w:t>
+            </w:r>
+          </w:p>
+        </w:tc>
+        <w:tc>
+          <w:tcPr>
+            <w:tcW w:type="dxa" w:w="3600"/>
+            <w:tcMar>
+              <w:top w:type="dxa" w:w="100"/>
+              <w:left w:type="dxa" w:w="120"/>
+              <w:bottom w:type="dxa" w:w="100"/>
+              <w:right w:type="dxa" w:w="120"/>
+            </w:tcMar>
+          </w:tcPr>
+          <w:p>
+            <w:r>
+              <w:rPr>
+                <w:b w:val="false"/>
+                <w:bCs w:val="false"/>
+                <w:color w:val="000000"/>
+                <w:sz w:val="20"/>
+                <w:szCs w:val="20"/>
+              </w:rPr>
+              <w:t xml:space="preserve">TypeScript</w:t>
+            </w:r>
+          </w:p>
+        </w:tc>
+        <w:tc>
+          <w:tcPr>
+            <w:tcW w:type="dxa" w:w="3400"/>
+            <w:tcMar>
+              <w:top w:type="dxa" w:w="100"/>
+              <w:left w:type="dxa" w:w="120"/>
+              <w:bottom w:type="dxa" w:w="100"/>
+              <w:right w:type="dxa" w:w="120"/>
+            </w:tcMar>
+          </w:tcPr>
+          <w:p>
+            <w:r>
+              <w:rPr>
+                <w:b w:val="false"/>
+                <w:bCs w:val="false"/>
+                <w:color w:val="000000"/>
+                <w:sz w:val="20"/>
+                <w:szCs w:val="20"/>
+              </w:rPr>
+              <w:t xml:space="preserve">Usada tanto no frontend quanto no backend</w:t>
+            </w:r>
+          </w:p>
+        </w:tc>
+      </w:tr>
+      <w:tr>
+        <w:tc>
+          <w:tcPr>
+            <w:tcW w:type="dxa" w:w="2600"/>
+            <w:tcMar>
+              <w:top w:type="dxa" w:w="100"/>
+              <w:left w:type="dxa" w:w="120"/>
+              <w:bottom w:type="dxa" w:w="100"/>
+              <w:right w:type="dxa" w:w="120"/>
+            </w:tcMar>
+          </w:tcPr>
+          <w:p>
+            <w:r>
+              <w:rPr>
+                <w:b w:val="false"/>
+                <w:bCs w:val="false"/>
+                <w:color w:val="000000"/>
+                <w:sz w:val="20"/>
+                <w:szCs w:val="20"/>
+              </w:rPr>
+              <w:t xml:space="preserve">Frontend</w:t>
+            </w:r>
+          </w:p>
+        </w:tc>
+        <w:tc>
+          <w:tcPr>
+            <w:tcW w:type="dxa" w:w="3600"/>
+            <w:tcMar>
+              <w:top w:type="dxa" w:w="100"/>
+              <w:left w:type="dxa" w:w="120"/>
+              <w:bottom w:type="dxa" w:w="100"/>
+              <w:right w:type="dxa" w:w="120"/>
+            </w:tcMar>
+          </w:tcPr>
+          <w:p>
+            <w:r>
+              <w:rPr>
+                <w:b w:val="false"/>
+                <w:bCs w:val="false"/>
+                <w:color w:val="000000"/>
+                <w:sz w:val="20"/>
+                <w:szCs w:val="20"/>
+              </w:rPr>
+              <w:t xml:space="preserve">Next.js 15 (App Router)</w:t>
+            </w:r>
+          </w:p>
+        </w:tc>
+        <w:tc>
+          <w:tcPr>
+            <w:tcW w:type="dxa" w:w="3400"/>
+            <w:tcMar>
+              <w:top w:type="dxa" w:w="100"/>
+              <w:left w:type="dxa" w:w="120"/>
+              <w:bottom w:type="dxa" w:w="100"/>
+              <w:right w:type="dxa" w:w="120"/>
+            </w:tcMar>
+          </w:tcPr>
+          <w:p>
+            <w:r>
+              <w:rPr>
+                <w:b w:val="false"/>
+                <w:bCs w:val="false"/>
+                <w:color w:val="000000"/>
+                <w:sz w:val="20"/>
+                <w:szCs w:val="20"/>
+              </w:rPr>
+              <w:t xml:space="preserve">Uso de Server e Client Components</w:t>
+            </w:r>
+          </w:p>
+        </w:tc>
+      </w:tr>
+      <w:tr>
+        <w:tc>
+          <w:tcPr>
+            <w:tcW w:type="dxa" w:w="2600"/>
+            <w:tcMar>
+              <w:top w:type="dxa" w:w="100"/>
+              <w:left w:type="dxa" w:w="120"/>
+              <w:bottom w:type="dxa" w:w="100"/>
+              <w:right w:type="dxa" w:w="120"/>
+            </w:tcMar>
+          </w:tcPr>
+          <w:p>
+            <w:r>
+              <w:rPr>
+                <w:b w:val="false"/>
+                <w:bCs w:val="false"/>
+                <w:color w:val="000000"/>
+                <w:sz w:val="20"/>
+                <w:szCs w:val="20"/>
+              </w:rPr>
+              <w:t xml:space="preserve">Backend</w:t>
+            </w:r>
+          </w:p>
+        </w:tc>
+        <w:tc>
+          <w:tcPr>
+            <w:tcW w:type="dxa" w:w="3600"/>
+            <w:tcMar>
+              <w:top w:type="dxa" w:w="100"/>
+              <w:left w:type="dxa" w:w="120"/>
+              <w:bottom w:type="dxa" w:w="100"/>
+              <w:right w:type="dxa" w:w="120"/>
+            </w:tcMar>
+          </w:tcPr>
+          <w:p>
+            <w:r>
+              <w:rPr>
+                <w:b w:val="false"/>
+                <w:bCs w:val="false"/>
+                <w:color w:val="000000"/>
+                <w:sz w:val="20"/>
+                <w:szCs w:val="20"/>
+              </w:rPr>
+              <w:t xml:space="preserve">NestJS</w:t>
+            </w:r>
+          </w:p>
+        </w:tc>
+        <w:tc>
+          <w:tcPr>
+            <w:tcW w:type="dxa" w:w="3400"/>
+            <w:tcMar>
+              <w:top w:type="dxa" w:w="100"/>
+              <w:left w:type="dxa" w:w="120"/>
+              <w:bottom w:type="dxa" w:w="100"/>
+              <w:right w:type="dxa" w:w="120"/>
+            </w:tcMar>
+          </w:tcPr>
+          <w:p>
+            <w:r>
+              <w:rPr>
+                <w:b w:val="false"/>
+                <w:bCs w:val="false"/>
+                <w:color w:val="000000"/>
+                <w:sz w:val="20"/>
+                <w:szCs w:val="20"/>
+              </w:rPr>
+              <w:t xml:space="preserve">Framework Node.js estruturado em módulos/controllers/services</w:t>
+            </w:r>
+          </w:p>
+        </w:tc>
+      </w:tr>
+      <w:tr>
+        <w:tc>
+          <w:tcPr>
+            <w:tcW w:type="dxa" w:w="2600"/>
+            <w:tcMar>
+              <w:top w:type="dxa" w:w="100"/>
+              <w:left w:type="dxa" w:w="120"/>
+              <w:bottom w:type="dxa" w:w="100"/>
+              <w:right w:type="dxa" w:w="120"/>
+            </w:tcMar>
+          </w:tcPr>
+          <w:p>
+            <w:r>
+              <w:rPr>
+                <w:b w:val="false"/>
+                <w:bCs w:val="false"/>
+                <w:color w:val="000000"/>
+                <w:sz w:val="20"/>
+                <w:szCs w:val="20"/>
+              </w:rPr>
+              <w:t xml:space="preserve">Banco de Dados</w:t>
+            </w:r>
+          </w:p>
+        </w:tc>
+        <w:tc>
+          <w:tcPr>
+            <w:tcW w:type="dxa" w:w="3600"/>
+            <w:tcMar>
+              <w:top w:type="dxa" w:w="100"/>
+              <w:left w:type="dxa" w:w="120"/>
+              <w:bottom w:type="dxa" w:w="100"/>
+              <w:right w:type="dxa" w:w="120"/>
+            </w:tcMar>
+          </w:tcPr>
+          <w:p>
+            <w:r>
+              <w:rPr>
+                <w:b w:val="false"/>
+                <w:bCs w:val="false"/>
+                <w:color w:val="000000"/>
+                <w:sz w:val="20"/>
+                <w:szCs w:val="20"/>
+              </w:rPr>
+              <w:t xml:space="preserve">PostgreSQL</w:t>
+            </w:r>
+          </w:p>
+        </w:tc>
+        <w:tc>
+          <w:tcPr>
+            <w:tcW w:type="dxa" w:w="3400"/>
+            <w:tcMar>
+              <w:top w:type="dxa" w:w="100"/>
+              <w:left w:type="dxa" w:w="120"/>
+              <w:bottom w:type="dxa" w:w="100"/>
+              <w:right w:type="dxa" w:w="120"/>
+            </w:tcMar>
+          </w:tcPr>
+          <w:p>
+            <w:r>
+              <w:rPr>
+                <w:b w:val="false"/>
+                <w:bCs w:val="false"/>
+                <w:color w:val="000000"/>
+                <w:sz w:val="20"/>
+                <w:szCs w:val="20"/>
+              </w:rPr>
+              <w:t xml:space="preserve">Banco relacional</w:t>
+            </w:r>
+          </w:p>
+        </w:tc>
+      </w:tr>
+      <w:tr>
+        <w:tc>
+          <w:tcPr>
+            <w:tcW w:type="dxa" w:w="2600"/>
+            <w:tcMar>
+              <w:top w:type="dxa" w:w="100"/>
+              <w:left w:type="dxa" w:w="120"/>
+              <w:bottom w:type="dxa" w:w="100"/>
+              <w:right w:type="dxa" w:w="120"/>
+            </w:tcMar>
+          </w:tcPr>
+          <w:p>
+            <w:r>
+              <w:rPr>
+                <w:b w:val="false"/>
+                <w:bCs w:val="false"/>
+                <w:color w:val="000000"/>
+                <w:sz w:val="20"/>
+                <w:szCs w:val="20"/>
+              </w:rPr>
+              <w:t xml:space="preserve">ORM</w:t>
+            </w:r>
+          </w:p>
+        </w:tc>
+        <w:tc>
+          <w:tcPr>
+            <w:tcW w:type="dxa" w:w="3600"/>
+            <w:tcMar>
+              <w:top w:type="dxa" w:w="100"/>
+              <w:left w:type="dxa" w:w="120"/>
+              <w:bottom w:type="dxa" w:w="100"/>
+              <w:right w:type="dxa" w:w="120"/>
+            </w:tcMar>
+          </w:tcPr>
+          <w:p>
+            <w:r>
+              <w:rPr>
+                <w:b w:val="false"/>
+                <w:bCs w:val="false"/>
+                <w:color w:val="000000"/>
+                <w:sz w:val="20"/>
+                <w:szCs w:val="20"/>
+              </w:rPr>
+              <w:t xml:space="preserve">Prisma v6</w:t>
+            </w:r>
+          </w:p>
+        </w:tc>
+        <w:tc>
+          <w:tcPr>
+            <w:tcW w:type="dxa" w:w="3400"/>
+            <w:tcMar>
+              <w:top w:type="dxa" w:w="100"/>
+              <w:left w:type="dxa" w:w="120"/>
+              <w:bottom w:type="dxa" w:w="100"/>
+              <w:right w:type="dxa" w:w="120"/>
+            </w:tcMar>
+          </w:tcPr>
+          <w:p>
+            <w:r>
+              <w:rPr>
+                <w:b w:val="false"/>
+                <w:bCs w:val="false"/>
+                <w:color w:val="000000"/>
+                <w:sz w:val="20"/>
+                <w:szCs w:val="20"/>
+              </w:rPr>
+              <w:t xml:space="preserve">Downgrade a partir da v7 por conflitos de ESM/CommonJS</w:t>
+            </w:r>
+          </w:p>
+        </w:tc>
+      </w:tr>
+      <w:tr>
+        <w:tc>
+          <w:tcPr>
+            <w:tcW w:type="dxa" w:w="2600"/>
+            <w:tcMar>
+              <w:top w:type="dxa" w:w="100"/>
+              <w:left w:type="dxa" w:w="120"/>
+              <w:bottom w:type="dxa" w:w="100"/>
+              <w:right w:type="dxa" w:w="120"/>
+            </w:tcMar>
+          </w:tcPr>
+          <w:p>
+            <w:r>
+              <w:rPr>
+                <w:b w:val="false"/>
+                <w:bCs w:val="false"/>
+                <w:color w:val="000000"/>
+                <w:sz w:val="20"/>
+                <w:szCs w:val="20"/>
+              </w:rPr>
+              <w:t xml:space="preserve">Validação</w:t>
+            </w:r>
+          </w:p>
+        </w:tc>
+        <w:tc>
+          <w:tcPr>
+            <w:tcW w:type="dxa" w:w="3600"/>
+            <w:tcMar>
+              <w:top w:type="dxa" w:w="100"/>
+              <w:left w:type="dxa" w:w="120"/>
+              <w:bottom w:type="dxa" w:w="100"/>
+              <w:right w:type="dxa" w:w="120"/>
+            </w:tcMar>
+          </w:tcPr>
+          <w:p>
+            <w:r>
+              <w:rPr>
+                <w:b w:val="false"/>
+                <w:bCs w:val="false"/>
+                <w:color w:val="000000"/>
+                <w:sz w:val="20"/>
+                <w:szCs w:val="20"/>
+              </w:rPr>
+              <w:t xml:space="preserve">class-validator / DTOs</w:t>
+            </w:r>
+          </w:p>
+        </w:tc>
+        <w:tc>
+          <w:tcPr>
+            <w:tcW w:type="dxa" w:w="3400"/>
+            <w:tcMar>
+              <w:top w:type="dxa" w:w="100"/>
+              <w:left w:type="dxa" w:w="120"/>
+              <w:bottom w:type="dxa" w:w="100"/>
+              <w:right w:type="dxa" w:w="120"/>
+            </w:tcMar>
+          </w:tcPr>
+          <w:p>
+            <w:r>
+              <w:rPr>
+                <w:b w:val="false"/>
+                <w:bCs w:val="false"/>
+                <w:color w:val="000000"/>
+                <w:sz w:val="20"/>
+                <w:szCs w:val="20"/>
+              </w:rPr>
+              <w:t xml:space="preserve">Validação de dados de entrada na API</w:t>
+            </w:r>
+          </w:p>
+        </w:tc>
+      </w:tr>
+      <w:tr>
+        <w:tc>
+          <w:tcPr>
+            <w:tcW w:type="dxa" w:w="2600"/>
+            <w:tcMar>
+              <w:top w:type="dxa" w:w="100"/>
+              <w:left w:type="dxa" w:w="120"/>
+              <w:bottom w:type="dxa" w:w="100"/>
+              <w:right w:type="dxa" w:w="120"/>
+            </w:tcMar>
+          </w:tcPr>
+          <w:p>
+            <w:r>
+              <w:rPr>
+                <w:b w:val="false"/>
+                <w:bCs w:val="false"/>
+                <w:color w:val="000000"/>
+                <w:sz w:val="20"/>
+                <w:szCs w:val="20"/>
+              </w:rPr>
+              <w:t xml:space="preserve">Segurança de senha</w:t>
+            </w:r>
+          </w:p>
+        </w:tc>
+        <w:tc>
+          <w:tcPr>
+            <w:tcW w:type="dxa" w:w="3600"/>
+            <w:tcMar>
+              <w:top w:type="dxa" w:w="100"/>
+              <w:left w:type="dxa" w:w="120"/>
+              <w:bottom w:type="dxa" w:w="100"/>
+              <w:right w:type="dxa" w:w="120"/>
+            </w:tcMar>
+          </w:tcPr>
+          <w:p>
+            <w:r>
+              <w:rPr>
+                <w:b w:val="false"/>
+                <w:bCs w:val="false"/>
+                <w:color w:val="000000"/>
+                <w:sz w:val="20"/>
+                <w:szCs w:val="20"/>
+              </w:rPr>
+              <w:t xml:space="preserve">bcrypt</w:t>
+            </w:r>
+          </w:p>
+        </w:tc>
+        <w:tc>
+          <w:tcPr>
+            <w:tcW w:type="dxa" w:w="3400"/>
+            <w:tcMar>
+              <w:top w:type="dxa" w:w="100"/>
+              <w:left w:type="dxa" w:w="120"/>
+              <w:bottom w:type="dxa" w:w="100"/>
+              <w:right w:type="dxa" w:w="120"/>
+            </w:tcMar>
+          </w:tcPr>
+          <w:p>
+            <w:r>
+              <w:rPr>
+                <w:b w:val="false"/>
+                <w:bCs w:val="false"/>
+                <w:color w:val="000000"/>
+                <w:sz w:val="20"/>
+                <w:szCs w:val="20"/>
+              </w:rPr>
+              <w:t xml:space="preserve">Hash de senhas dos usuários</w:t>
+            </w:r>
+          </w:p>
+        </w:tc>
+      </w:tr>
+      <w:tr>
+        <w:tc>
+          <w:tcPr>
+            <w:tcW w:type="dxa" w:w="2600"/>
+            <w:tcMar>
+              <w:top w:type="dxa" w:w="100"/>
+              <w:left w:type="dxa" w:w="120"/>
+              <w:bottom w:type="dxa" w:w="100"/>
+              <w:right w:type="dxa" w:w="120"/>
+            </w:tcMar>
+          </w:tcPr>
+          <w:p>
+            <w:r>
+              <w:rPr>
+                <w:b w:val="false"/>
+                <w:bCs w:val="false"/>
+                <w:color w:val="000000"/>
+                <w:sz w:val="20"/>
+                <w:szCs w:val="20"/>
+              </w:rPr>
+              <w:t xml:space="preserve">Autenticação</w:t>
+            </w:r>
+          </w:p>
+        </w:tc>
+        <w:tc>
+          <w:tcPr>
+            <w:tcW w:type="dxa" w:w="3600"/>
+            <w:tcMar>
+              <w:top w:type="dxa" w:w="100"/>
+              <w:left w:type="dxa" w:w="120"/>
+              <w:bottom w:type="dxa" w:w="100"/>
+              <w:right w:type="dxa" w:w="120"/>
+            </w:tcMar>
+          </w:tcPr>
+          <w:p>
+            <w:r>
+              <w:rPr>
+                <w:b w:val="false"/>
+                <w:bCs w:val="false"/>
+                <w:color w:val="000000"/>
+                <w:sz w:val="20"/>
+                <w:szCs w:val="20"/>
+              </w:rPr>
+              <w:t xml:space="preserve">JWT (JwtStrategy + JwtAuthGuard)</w:t>
+            </w:r>
+          </w:p>
+        </w:tc>
+        <w:tc>
+          <w:tcPr>
+            <w:tcW w:type="dxa" w:w="3400"/>
+            <w:tcMar>
+              <w:top w:type="dxa" w:w="100"/>
+              <w:left w:type="dxa" w:w="120"/>
+              <w:bottom w:type="dxa" w:w="100"/>
+              <w:right w:type="dxa" w:w="120"/>
+            </w:tcMar>
+          </w:tcPr>
+          <w:p>
+            <w:r>
+              <w:rPr>
+                <w:b w:val="false"/>
+                <w:bCs w:val="false"/>
+                <w:color w:val="000000"/>
+                <w:sz w:val="20"/>
+                <w:szCs w:val="20"/>
+              </w:rPr>
+              <w:t xml:space="preserve">Em migração de localStorage para cookie HttpOnly</w:t>
+            </w:r>
+          </w:p>
+        </w:tc>
+      </w:tr>
+      <w:tr>
+        <w:tc>
+          <w:tcPr>
+            <w:tcW w:type="dxa" w:w="2600"/>
+            <w:tcMar>
+              <w:top w:type="dxa" w:w="100"/>
+              <w:left w:type="dxa" w:w="120"/>
+              <w:bottom w:type="dxa" w:w="100"/>
+              <w:right w:type="dxa" w:w="120"/>
+            </w:tcMar>
+          </w:tcPr>
+          <w:p>
+            <w:r>
+              <w:rPr>
+                <w:b w:val="false"/>
+                <w:bCs w:val="false"/>
+                <w:color w:val="000000"/>
+                <w:sz w:val="20"/>
+                <w:szCs w:val="20"/>
+              </w:rPr>
+              <w:t xml:space="preserve">Estrutura de Projeto</w:t>
+            </w:r>
+          </w:p>
+        </w:tc>
+        <w:tc>
+          <w:tcPr>
+            <w:tcW w:type="dxa" w:w="3600"/>
+            <w:tcMar>
+              <w:top w:type="dxa" w:w="100"/>
+              <w:left w:type="dxa" w:w="120"/>
+              <w:bottom w:type="dxa" w:w="100"/>
+              <w:right w:type="dxa" w:w="120"/>
+            </w:tcMar>
+          </w:tcPr>
+          <w:p>
+            <w:r>
+              <w:rPr>
+                <w:b w:val="false"/>
+                <w:bCs w:val="false"/>
+                <w:color w:val="000000"/>
+                <w:sz w:val="20"/>
+                <w:szCs w:val="20"/>
+              </w:rPr>
+              <w:t xml:space="preserve">Monorepo (Git)</w:t>
+            </w:r>
+          </w:p>
+        </w:tc>
+        <w:tc>
+          <w:tcPr>
+            <w:tcW w:type="dxa" w:w="3400"/>
+            <w:tcMar>
+              <w:top w:type="dxa" w:w="100"/>
+              <w:left w:type="dxa" w:w="120"/>
+              <w:bottom w:type="dxa" w:w="100"/>
+              <w:right w:type="dxa" w:w="120"/>
+            </w:tcMar>
+          </w:tcPr>
+          <w:p>
+            <w:r>
+              <w:rPr>
+                <w:b w:val="false"/>
+                <w:bCs w:val="false"/>
+                <w:color w:val="000000"/>
+                <w:sz w:val="20"/>
+                <w:szCs w:val="20"/>
+              </w:rPr>
+              <w:t xml:space="preserve">Frontend e backend no mesmo repositório — setup concluído</w:t>
+            </w:r>
+          </w:p>
+        </w:tc>
+      </w:tr>
+    </w:tbl>
+    <w:p>
+      <w:pPr>
+        <w:pStyle w:val="Heading1"/>
+        <w:spacing w:after="200" w:before="400"/>
+      </w:pPr>
+      <w:r>
+        <w:rPr>
+          <w:b/>
+          <w:bCs/>
+          <w:color w:val="1F3864"/>
+          <w:sz w:val="32"/>
+          <w:szCs w:val="32"/>
+        </w:rPr>
+        <w:t xml:space="preserve">5. Estrutura do Repositório (Monorepo)</w:t>
+      </w:r>
+    </w:p>
+    <w:p>
+      <w:pPr>
+        <w:spacing w:after="160" w:line="300"/>
+      </w:pPr>
+      <w:r>
+        <w:rPr>
+          <w:sz w:val="22"/>
+          <w:szCs w:val="22"/>
+        </w:rPr>
+        <w:t xml:space="preserve">O repositório está organizado separando claramente a aplicação frontend (Next.js) da aplicação backend (NestJS), com o setup de monorepo em Git já concluído.</w:t>
+      </w:r>
+    </w:p>
+    <w:p>
+      <w:pPr>
+        <w:pBdr>
+          <w:left w:val="single" w:color="2E74B5" w:sz="12" w:space="8"/>
+        </w:pBdr>
+        <w:spacing w:after="200" w:before="100"/>
+        <w:ind w:left="200"/>
+      </w:pPr>
+      <w:r>
+        <w:rPr>
+          <w:i/>
+          <w:iCs/>
+          <w:color w:val="595959"/>
+          <w:sz w:val="20"/>
+          <w:szCs w:val="20"/>
+        </w:rPr>
+        <w:t xml:space="preserve">Seção a completar: colar aqui a árvore de diretórios real do projeto (ex.: saída de um comando como 'tree -L 3 -I node_modules'), incluindo pastas como apps/frontend, apps/backend, prisma/schema.prisma, etc.</w:t>
+      </w:r>
+    </w:p>
+    <w:p>
+      <w:r>
+        <w:br w:type="page"/>
+      </w:r>
+    </w:p>
+    <w:p>
+      <w:pPr>
+        <w:pStyle w:val="Heading1"/>
+        <w:spacing w:after="200" w:before="400"/>
+      </w:pPr>
+      <w:r>
+        <w:rPr>
+          <w:b/>
+          <w:bCs/>
+          <w:color w:val="1F3864"/>
+          <w:sz w:val="32"/>
+          <w:szCs w:val="32"/>
+        </w:rPr>
+        <w:t xml:space="preserve">6. Modelagem de Dados</w:t>
+      </w:r>
+    </w:p>
+    <w:p>
+      <w:pPr>
+        <w:pStyle w:val="Heading2"/>
+        <w:spacing w:after="150" w:before="300"/>
+      </w:pPr>
+      <w:r>
+        <w:rPr>
+          <w:b/>
+          <w:bCs/>
+          <w:color w:val="2E74B5"/>
+          <w:sz w:val="26"/>
+          <w:szCs w:val="26"/>
+        </w:rPr>
+        <w:t xml:space="preserve">6.1 Entidade Endereço (implementada)</w:t>
+      </w:r>
+    </w:p>
+    <w:p>
+      <w:pPr>
+        <w:spacing w:after="160" w:line="300"/>
+      </w:pPr>
+      <w:r>
+        <w:rPr>
+          <w:sz w:val="22"/>
+          <w:szCs w:val="22"/>
+        </w:rPr>
+        <w:t xml:space="preserve">A entidade Endereco foi a primeira a ser implementada de ponta a ponta no sistema, servindo como prova de conceito para o fluxo completo: schema Prisma → migration → DTO → endpoint NestJS → consumo no Next.js.</w:t>
+      </w:r>
+    </w:p>
+    <w:p>
+      <w:pPr>
+        <w:pBdr>
+          <w:left w:val="single" w:color="2E74B5" w:sz="12" w:space="8"/>
+        </w:pBdr>
+        <w:spacing w:after="200" w:before="100"/>
+        <w:ind w:left="200"/>
+      </w:pPr>
+      <w:r>
+        <w:rPr>
+          <w:i/>
+          <w:iCs/>
+          <w:color w:val="595959"/>
+          <w:sz w:val="20"/>
+          <w:szCs w:val="20"/>
+        </w:rPr>
+        <w:t xml:space="preserve">Seção a completar: listar aqui os campos exatos do model Endereco (ex.: id, logradouro, número, complemento, bairro, cidade, estado, CEP, referência a Usuario/Empresa) conforme definidos no schema.prisma.</w:t>
+      </w:r>
+    </w:p>
+    <w:p>
+      <w:pPr>
+        <w:pStyle w:val="Heading2"/>
+        <w:spacing w:after="150" w:before="300"/>
+      </w:pPr>
+      <w:r>
+        <w:rPr>
+          <w:b/>
+          <w:bCs/>
+          <w:color w:val="2E74B5"/>
+          <w:sz w:val="26"/>
+          <w:szCs w:val="26"/>
+        </w:rPr>
+        <w:t xml:space="preserve">6.2 Entidade Usuário (implementada)</w:t>
+      </w:r>
+    </w:p>
+    <w:p>
+      <w:pPr>
+        <w:spacing w:after="160" w:line="300"/>
+      </w:pPr>
+      <w:r>
+        <w:rPr>
+          <w:sz w:val="22"/>
+          <w:szCs w:val="22"/>
+        </w:rPr>
+        <w:t xml:space="preserve">A entidade Usuario foi modelada no schema.prisma com uso de enums e relacionamentos, e possui CRUD completo implementado no backend, incluindo DTOs com class-validator e hash de senha com bcrypt.</w:t>
+      </w:r>
+    </w:p>
+    <w:p>
+      <w:pPr>
+        <w:pStyle w:val="ListParagraph"/>
+        <w:numPr>
+          <w:ilvl w:val="0"/>
+          <w:numId w:val="2"/>
+        </w:numPr>
+        <w:spacing w:after="80"/>
+      </w:pPr>
+      <w:r>
+        <w:rPr>
+          <w:sz w:val="22"/>
+          <w:szCs w:val="22"/>
+        </w:rPr>
+        <w:t xml:space="preserve">Model Usuario definido no schema.prisma, com enums e relações.</w:t>
+      </w:r>
+    </w:p>
+    <w:p>
+      <w:pPr>
+        <w:pStyle w:val="ListParagraph"/>
+        <w:numPr>
+          <w:ilvl w:val="0"/>
+          <w:numId w:val="2"/>
+        </w:numPr>
+        <w:spacing w:after="80"/>
+      </w:pPr>
+      <w:r>
+        <w:rPr>
+          <w:sz w:val="22"/>
+          <w:szCs w:val="22"/>
+        </w:rPr>
+        <w:t xml:space="preserve">DTOs de criação/atualização com validação via class-validator.</w:t>
+      </w:r>
+    </w:p>
+    <w:p>
+      <w:pPr>
+        <w:pStyle w:val="ListParagraph"/>
+        <w:numPr>
+          <w:ilvl w:val="0"/>
+          <w:numId w:val="2"/>
+        </w:numPr>
+        <w:spacing w:after="80"/>
+      </w:pPr>
+      <w:r>
+        <w:rPr>
+          <w:sz w:val="22"/>
+          <w:szCs w:val="22"/>
+        </w:rPr>
+        <w:t xml:space="preserve">Senhas armazenadas com hash via bcrypt.</w:t>
+      </w:r>
+    </w:p>
+    <w:p>
+      <w:pPr>
+        <w:pStyle w:val="ListParagraph"/>
+        <w:numPr>
+          <w:ilvl w:val="0"/>
+          <w:numId w:val="2"/>
+        </w:numPr>
+        <w:spacing w:after="80"/>
+      </w:pPr>
+      <w:r>
+        <w:rPr>
+          <w:sz w:val="22"/>
+          <w:szCs w:val="22"/>
+        </w:rPr>
+        <w:t xml:space="preserve">Endpoints CRUD completos implementados no NestJS.</w:t>
+      </w:r>
+    </w:p>
+    <w:p>
+      <w:pPr>
+        <w:pBdr>
+          <w:left w:val="single" w:color="2E74B5" w:sz="12" w:space="8"/>
+        </w:pBdr>
+        <w:spacing w:after="200" w:before="100"/>
+        <w:ind w:left="200"/>
+      </w:pPr>
+      <w:r>
+        <w:rPr>
+          <w:i/>
+          <w:iCs/>
+          <w:color w:val="595959"/>
+          <w:sz w:val="20"/>
+          <w:szCs w:val="20"/>
+        </w:rPr>
+        <w:t xml:space="preserve">Seção a completar: listar os campos exatos do model Usuario, os enums definidos (ex.: tipo/role de usuário) e a que outras entidades ele se relaciona.</w:t>
+      </w:r>
+    </w:p>
+    <w:p>
+      <w:pPr>
+        <w:pStyle w:val="Heading2"/>
+        <w:spacing w:after="150" w:before="300"/>
+      </w:pPr>
+      <w:r>
+        <w:rPr>
+          <w:b/>
+          <w:bCs/>
+          <w:color w:val="2E74B5"/>
+          <w:sz w:val="26"/>
+          <w:szCs w:val="26"/>
+        </w:rPr>
+        <w:t xml:space="preserve">6.3 Entidades Planejadas (próximos passos)</w:t>
       </w:r>
     </w:p>
     <w:tbl>
@@ -810,7 +1941,7 @@
                 <w:sz w:val="20"/>
                 <w:szCs w:val="20"/>
               </w:rPr>
-              <w:t xml:space="preserve">Categoria</w:t>
+              <w:t xml:space="preserve">Entidade</w:t>
             </w:r>
           </w:p>
         </w:tc>
@@ -834,7 +1965,7 @@
                 <w:sz w:val="20"/>
                 <w:szCs w:val="20"/>
               </w:rPr>
-              <w:t xml:space="preserve">Tecnologia</w:t>
+              <w:t xml:space="preserve">Status</w:t>
             </w:r>
           </w:p>
         </w:tc>
@@ -858,7 +1989,7 @@
                 <w:sz w:val="20"/>
                 <w:szCs w:val="20"/>
               </w:rPr>
-              <w:t xml:space="preserve">Observações</w:t>
+              <w:t xml:space="preserve">Descrição</w:t>
             </w:r>
           </w:p>
         </w:tc>
@@ -883,7 +2014,7 @@
                 <w:sz w:val="20"/>
                 <w:szCs w:val="20"/>
               </w:rPr>
-              <w:t xml:space="preserve">Linguagem</w:t>
+              <w:t xml:space="preserve">Empresa</w:t>
             </w:r>
           </w:p>
         </w:tc>
@@ -906,7 +2037,7 @@
                 <w:sz w:val="20"/>
                 <w:szCs w:val="20"/>
               </w:rPr>
-              <w:t xml:space="preserve">TypeScript</w:t>
+              <w:t xml:space="preserve">Planejada</w:t>
             </w:r>
           </w:p>
         </w:tc>
@@ -929,438 +2060,17 @@
                 <w:sz w:val="20"/>
                 <w:szCs w:val="20"/>
               </w:rPr>
-              <w:t xml:space="preserve">Usada tanto no frontend quanto no backend</w:t>
-            </w:r>
-          </w:p>
-        </w:tc>
-      </w:tr>
-      <w:tr>
-        <w:tc>
-          <w:tcPr>
-            <w:tcW w:type="dxa" w:w="2600"/>
-            <w:tcMar>
-              <w:top w:type="dxa" w:w="100"/>
-              <w:left w:type="dxa" w:w="120"/>
-              <w:bottom w:type="dxa" w:w="100"/>
-              <w:right w:type="dxa" w:w="120"/>
-            </w:tcMar>
-          </w:tcPr>
-          <w:p>
-            <w:r>
-              <w:rPr>
-                <w:b w:val="false"/>
-                <w:bCs w:val="false"/>
-                <w:color w:val="000000"/>
-                <w:sz w:val="20"/>
-                <w:szCs w:val="20"/>
-              </w:rPr>
-              <w:t xml:space="preserve">Frontend</w:t>
-            </w:r>
-          </w:p>
-        </w:tc>
-        <w:tc>
-          <w:tcPr>
-            <w:tcW w:type="dxa" w:w="3200"/>
-            <w:tcMar>
-              <w:top w:type="dxa" w:w="100"/>
-              <w:left w:type="dxa" w:w="120"/>
-              <w:bottom w:type="dxa" w:w="100"/>
-              <w:right w:type="dxa" w:w="120"/>
-            </w:tcMar>
-          </w:tcPr>
-          <w:p>
-            <w:r>
-              <w:rPr>
-                <w:b w:val="false"/>
-                <w:bCs w:val="false"/>
-                <w:color w:val="000000"/>
-                <w:sz w:val="20"/>
-                <w:szCs w:val="20"/>
-              </w:rPr>
-              <w:t xml:space="preserve">Next.js 15 (App Router)</w:t>
-            </w:r>
-          </w:p>
-        </w:tc>
-        <w:tc>
-          <w:tcPr>
-            <w:tcW w:type="dxa" w:w="3800"/>
-            <w:tcMar>
-              <w:top w:type="dxa" w:w="100"/>
-              <w:left w:type="dxa" w:w="120"/>
-              <w:bottom w:type="dxa" w:w="100"/>
-              <w:right w:type="dxa" w:w="120"/>
-            </w:tcMar>
-          </w:tcPr>
-          <w:p>
-            <w:r>
-              <w:rPr>
-                <w:b w:val="false"/>
-                <w:bCs w:val="false"/>
-                <w:color w:val="000000"/>
-                <w:sz w:val="20"/>
-                <w:szCs w:val="20"/>
-              </w:rPr>
-              <w:t xml:space="preserve">Uso de Server e Client Components</w:t>
-            </w:r>
-          </w:p>
-        </w:tc>
-      </w:tr>
-      <w:tr>
-        <w:tc>
-          <w:tcPr>
-            <w:tcW w:type="dxa" w:w="2600"/>
-            <w:tcMar>
-              <w:top w:type="dxa" w:w="100"/>
-              <w:left w:type="dxa" w:w="120"/>
-              <w:bottom w:type="dxa" w:w="100"/>
-              <w:right w:type="dxa" w:w="120"/>
-            </w:tcMar>
-          </w:tcPr>
-          <w:p>
-            <w:r>
-              <w:rPr>
-                <w:b w:val="false"/>
-                <w:bCs w:val="false"/>
-                <w:color w:val="000000"/>
-                <w:sz w:val="20"/>
-                <w:szCs w:val="20"/>
-              </w:rPr>
-              <w:t xml:space="preserve">Backend</w:t>
-            </w:r>
-          </w:p>
-        </w:tc>
-        <w:tc>
-          <w:tcPr>
-            <w:tcW w:type="dxa" w:w="3200"/>
-            <w:tcMar>
-              <w:top w:type="dxa" w:w="100"/>
-              <w:left w:type="dxa" w:w="120"/>
-              <w:bottom w:type="dxa" w:w="100"/>
-              <w:right w:type="dxa" w:w="120"/>
-            </w:tcMar>
-          </w:tcPr>
-          <w:p>
-            <w:r>
-              <w:rPr>
-                <w:b w:val="false"/>
-                <w:bCs w:val="false"/>
-                <w:color w:val="000000"/>
-                <w:sz w:val="20"/>
-                <w:szCs w:val="20"/>
-              </w:rPr>
-              <w:t xml:space="preserve">NestJS</w:t>
-            </w:r>
-          </w:p>
-        </w:tc>
-        <w:tc>
-          <w:tcPr>
-            <w:tcW w:type="dxa" w:w="3800"/>
-            <w:tcMar>
-              <w:top w:type="dxa" w:w="100"/>
-              <w:left w:type="dxa" w:w="120"/>
-              <w:bottom w:type="dxa" w:w="100"/>
-              <w:right w:type="dxa" w:w="120"/>
-            </w:tcMar>
-          </w:tcPr>
-          <w:p>
-            <w:r>
-              <w:rPr>
-                <w:b w:val="false"/>
-                <w:bCs w:val="false"/>
-                <w:color w:val="000000"/>
-                <w:sz w:val="20"/>
-                <w:szCs w:val="20"/>
-              </w:rPr>
-              <w:t xml:space="preserve">Framework Node.js estruturado em módulos/controllers/services</w:t>
-            </w:r>
-          </w:p>
-        </w:tc>
-      </w:tr>
-      <w:tr>
-        <w:tc>
-          <w:tcPr>
-            <w:tcW w:type="dxa" w:w="2600"/>
-            <w:tcMar>
-              <w:top w:type="dxa" w:w="100"/>
-              <w:left w:type="dxa" w:w="120"/>
-              <w:bottom w:type="dxa" w:w="100"/>
-              <w:right w:type="dxa" w:w="120"/>
-            </w:tcMar>
-          </w:tcPr>
-          <w:p>
-            <w:r>
-              <w:rPr>
-                <w:b w:val="false"/>
-                <w:bCs w:val="false"/>
-                <w:color w:val="000000"/>
-                <w:sz w:val="20"/>
-                <w:szCs w:val="20"/>
-              </w:rPr>
-              <w:t xml:space="preserve">Banco de Dados</w:t>
-            </w:r>
-          </w:p>
-        </w:tc>
-        <w:tc>
-          <w:tcPr>
-            <w:tcW w:type="dxa" w:w="3200"/>
-            <w:tcMar>
-              <w:top w:type="dxa" w:w="100"/>
-              <w:left w:type="dxa" w:w="120"/>
-              <w:bottom w:type="dxa" w:w="100"/>
-              <w:right w:type="dxa" w:w="120"/>
-            </w:tcMar>
-          </w:tcPr>
-          <w:p>
-            <w:r>
-              <w:rPr>
-                <w:b w:val="false"/>
-                <w:bCs w:val="false"/>
-                <w:color w:val="000000"/>
-                <w:sz w:val="20"/>
-                <w:szCs w:val="20"/>
-              </w:rPr>
-              <w:t xml:space="preserve">PostgreSQL</w:t>
-            </w:r>
-          </w:p>
-        </w:tc>
-        <w:tc>
-          <w:tcPr>
-            <w:tcW w:type="dxa" w:w="3800"/>
-            <w:tcMar>
-              <w:top w:type="dxa" w:w="100"/>
-              <w:left w:type="dxa" w:w="120"/>
-              <w:bottom w:type="dxa" w:w="100"/>
-              <w:right w:type="dxa" w:w="120"/>
-            </w:tcMar>
-          </w:tcPr>
-          <w:p>
-            <w:r>
-              <w:rPr>
-                <w:b w:val="false"/>
-                <w:bCs w:val="false"/>
-                <w:color w:val="000000"/>
-                <w:sz w:val="20"/>
-                <w:szCs w:val="20"/>
-              </w:rPr>
-              <w:t xml:space="preserve">Banco relacional</w:t>
-            </w:r>
-          </w:p>
-        </w:tc>
-      </w:tr>
-      <w:tr>
-        <w:tc>
-          <w:tcPr>
-            <w:tcW w:type="dxa" w:w="2600"/>
-            <w:tcMar>
-              <w:top w:type="dxa" w:w="100"/>
-              <w:left w:type="dxa" w:w="120"/>
-              <w:bottom w:type="dxa" w:w="100"/>
-              <w:right w:type="dxa" w:w="120"/>
-            </w:tcMar>
-          </w:tcPr>
-          <w:p>
-            <w:r>
-              <w:rPr>
-                <w:b w:val="false"/>
-                <w:bCs w:val="false"/>
-                <w:color w:val="000000"/>
-                <w:sz w:val="20"/>
-                <w:szCs w:val="20"/>
-              </w:rPr>
-              <w:t xml:space="preserve">ORM</w:t>
-            </w:r>
-          </w:p>
-        </w:tc>
-        <w:tc>
-          <w:tcPr>
-            <w:tcW w:type="dxa" w:w="3200"/>
-            <w:tcMar>
-              <w:top w:type="dxa" w:w="100"/>
-              <w:left w:type="dxa" w:w="120"/>
-              <w:bottom w:type="dxa" w:w="100"/>
-              <w:right w:type="dxa" w:w="120"/>
-            </w:tcMar>
-          </w:tcPr>
-          <w:p>
-            <w:r>
-              <w:rPr>
-                <w:b w:val="false"/>
-                <w:bCs w:val="false"/>
-                <w:color w:val="000000"/>
-                <w:sz w:val="20"/>
-                <w:szCs w:val="20"/>
-              </w:rPr>
-              <w:t xml:space="preserve">Prisma v6</w:t>
-            </w:r>
-          </w:p>
-        </w:tc>
-        <w:tc>
-          <w:tcPr>
-            <w:tcW w:type="dxa" w:w="3800"/>
-            <w:tcMar>
-              <w:top w:type="dxa" w:w="100"/>
-              <w:left w:type="dxa" w:w="120"/>
-              <w:bottom w:type="dxa" w:w="100"/>
-              <w:right w:type="dxa" w:w="120"/>
-            </w:tcMar>
-          </w:tcPr>
-          <w:p>
-            <w:r>
-              <w:rPr>
-                <w:b w:val="false"/>
-                <w:bCs w:val="false"/>
-                <w:color w:val="000000"/>
-                <w:sz w:val="20"/>
-                <w:szCs w:val="20"/>
-              </w:rPr>
-              <w:t xml:space="preserve">Downgrade a partir da v7 por conflitos de ESM/CommonJS</w:t>
-            </w:r>
-          </w:p>
-        </w:tc>
-      </w:tr>
-      <w:tr>
-        <w:tc>
-          <w:tcPr>
-            <w:tcW w:type="dxa" w:w="2600"/>
-            <w:tcMar>
-              <w:top w:type="dxa" w:w="100"/>
-              <w:left w:type="dxa" w:w="120"/>
-              <w:bottom w:type="dxa" w:w="100"/>
-              <w:right w:type="dxa" w:w="120"/>
-            </w:tcMar>
-          </w:tcPr>
-          <w:p>
-            <w:r>
-              <w:rPr>
-                <w:b w:val="false"/>
-                <w:bCs w:val="false"/>
-                <w:color w:val="000000"/>
-                <w:sz w:val="20"/>
-                <w:szCs w:val="20"/>
-              </w:rPr>
-              <w:t xml:space="preserve">Validação</w:t>
-            </w:r>
-          </w:p>
-        </w:tc>
-        <w:tc>
-          <w:tcPr>
-            <w:tcW w:type="dxa" w:w="3200"/>
-            <w:tcMar>
-              <w:top w:type="dxa" w:w="100"/>
-              <w:left w:type="dxa" w:w="120"/>
-              <w:bottom w:type="dxa" w:w="100"/>
-              <w:right w:type="dxa" w:w="120"/>
-            </w:tcMar>
-          </w:tcPr>
-          <w:p>
-            <w:r>
-              <w:rPr>
-                <w:b w:val="false"/>
-                <w:bCs w:val="false"/>
-                <w:color w:val="000000"/>
-                <w:sz w:val="20"/>
-                <w:szCs w:val="20"/>
-              </w:rPr>
-              <w:t xml:space="preserve">class-validator / DTOs</w:t>
-            </w:r>
-          </w:p>
-        </w:tc>
-        <w:tc>
-          <w:tcPr>
-            <w:tcW w:type="dxa" w:w="3800"/>
-            <w:tcMar>
-              <w:top w:type="dxa" w:w="100"/>
-              <w:left w:type="dxa" w:w="120"/>
-              <w:bottom w:type="dxa" w:w="100"/>
-              <w:right w:type="dxa" w:w="120"/>
-            </w:tcMar>
-          </w:tcPr>
-          <w:p>
-            <w:r>
-              <w:rPr>
-                <w:b w:val="false"/>
-                <w:bCs w:val="false"/>
-                <w:color w:val="000000"/>
-                <w:sz w:val="20"/>
-                <w:szCs w:val="20"/>
-              </w:rPr>
-              <w:t xml:space="preserve">Validação de dados de entrada na API</w:t>
-            </w:r>
-          </w:p>
-        </w:tc>
-      </w:tr>
-      <w:tr>
-        <w:tc>
-          <w:tcPr>
-            <w:tcW w:type="dxa" w:w="2600"/>
-            <w:tcMar>
-              <w:top w:type="dxa" w:w="100"/>
-              <w:left w:type="dxa" w:w="120"/>
-              <w:bottom w:type="dxa" w:w="100"/>
-              <w:right w:type="dxa" w:w="120"/>
-            </w:tcMar>
-          </w:tcPr>
-          <w:p>
-            <w:r>
-              <w:rPr>
-                <w:b w:val="false"/>
-                <w:bCs w:val="false"/>
-                <w:color w:val="000000"/>
-                <w:sz w:val="20"/>
-                <w:szCs w:val="20"/>
-              </w:rPr>
-              <w:t xml:space="preserve">Estrutura de Projeto</w:t>
-            </w:r>
-          </w:p>
-        </w:tc>
-        <w:tc>
-          <w:tcPr>
-            <w:tcW w:type="dxa" w:w="3200"/>
-            <w:tcMar>
-              <w:top w:type="dxa" w:w="100"/>
-              <w:left w:type="dxa" w:w="120"/>
-              <w:bottom w:type="dxa" w:w="100"/>
-              <w:right w:type="dxa" w:w="120"/>
-            </w:tcMar>
-          </w:tcPr>
-          <w:p>
-            <w:r>
-              <w:rPr>
-                <w:b w:val="false"/>
-                <w:bCs w:val="false"/>
-                <w:color w:val="000000"/>
-                <w:sz w:val="20"/>
-                <w:szCs w:val="20"/>
-              </w:rPr>
-              <w:t xml:space="preserve">Monorepo</w:t>
-            </w:r>
-          </w:p>
-        </w:tc>
-        <w:tc>
-          <w:tcPr>
-            <w:tcW w:type="dxa" w:w="3800"/>
-            <w:tcMar>
-              <w:top w:type="dxa" w:w="100"/>
-              <w:left w:type="dxa" w:w="120"/>
-              <w:bottom w:type="dxa" w:w="100"/>
-              <w:right w:type="dxa" w:w="120"/>
-            </w:tcMar>
-          </w:tcPr>
-          <w:p>
-            <w:r>
-              <w:rPr>
-                <w:b w:val="false"/>
-                <w:bCs w:val="false"/>
-                <w:color w:val="000000"/>
-                <w:sz w:val="20"/>
-                <w:szCs w:val="20"/>
-              </w:rPr>
-              <w:t xml:space="preserve">Frontend e backend no mesmo repositório</w:t>
+              <w:t xml:space="preserve">Cadastro das empresas/negócios (ex.: negócios de revenda familiares)</w:t>
             </w:r>
           </w:p>
         </w:tc>
       </w:tr>
     </w:tbl>
+    <w:p>
+      <w:r>
+        <w:br w:type="page"/>
+      </w:r>
+    </w:p>
     <w:p>
       <w:pPr>
         <w:pStyle w:val="Heading1"/>
@@ -1374,7 +2084,7 @@
           <w:sz w:val="32"/>
           <w:szCs w:val="32"/>
         </w:rPr>
-        <w:t xml:space="preserve">5. Estrutura do Repositório (Monorepo)</w:t>
+        <w:t xml:space="preserve">7. Backend — API NestJS</w:t>
       </w:r>
     </w:p>
     <w:p>
@@ -1386,7 +2096,103 @@
           <w:sz w:val="22"/>
           <w:szCs w:val="22"/>
         </w:rPr>
-        <w:t xml:space="preserve">O repositório está organizado separando claramente a aplicação frontend (Next.js) da aplicação backend (NestJS). A estrutura exata de pastas deve ser detalhada abaixo conforme o projeto evolui.</w:t>
+        <w:t xml:space="preserve">O backend é responsável por expor a API REST consumida pelo frontend, aplicando as regras de negócio, a validação de dados de entrada e a autenticação dos usuários.</w:t>
+      </w:r>
+    </w:p>
+    <w:p>
+      <w:pPr>
+        <w:pStyle w:val="Heading2"/>
+        <w:spacing w:after="150" w:before="300"/>
+      </w:pPr>
+      <w:r>
+        <w:rPr>
+          <w:b/>
+          <w:bCs/>
+          <w:color w:val="2E74B5"/>
+          <w:sz w:val="26"/>
+          <w:szCs w:val="26"/>
+        </w:rPr>
+        <w:t xml:space="preserve">7.1 Padrão de Módulos</w:t>
+      </w:r>
+    </w:p>
+    <w:p>
+      <w:pPr>
+        <w:spacing w:after="160" w:line="300"/>
+      </w:pPr>
+      <w:r>
+        <w:rPr>
+          <w:sz w:val="22"/>
+          <w:szCs w:val="22"/>
+        </w:rPr>
+        <w:t xml:space="preserve">Cada entidade do sistema segue o padrão de módulo do NestJS, com controller, service, DTOs e módulo próprio — padrão já aplicado em Endereco e Usuario.</w:t>
+      </w:r>
+    </w:p>
+    <w:p>
+      <w:pPr>
+        <w:pStyle w:val="Heading2"/>
+        <w:spacing w:after="150" w:before="300"/>
+      </w:pPr>
+      <w:r>
+        <w:rPr>
+          <w:b/>
+          <w:bCs/>
+          <w:color w:val="2E74B5"/>
+          <w:sz w:val="26"/>
+          <w:szCs w:val="26"/>
+        </w:rPr>
+        <w:t xml:space="preserve">7.2 Validação de Dados</w:t>
+      </w:r>
+    </w:p>
+    <w:p>
+      <w:pPr>
+        <w:spacing w:after="160" w:line="300"/>
+      </w:pPr>
+      <w:r>
+        <w:rPr>
+          <w:sz w:val="22"/>
+          <w:szCs w:val="22"/>
+        </w:rPr>
+        <w:t xml:space="preserve">A validação das requisições é feita por meio de DTOs decorados com class-validator, garantindo que dados inválidos sejam rejeitados antes de chegarem à camada de persistência.</w:t>
+      </w:r>
+    </w:p>
+    <w:p>
+      <w:pPr>
+        <w:pStyle w:val="Heading2"/>
+        <w:spacing w:after="150" w:before="300"/>
+      </w:pPr>
+      <w:r>
+        <w:rPr>
+          <w:b/>
+          <w:bCs/>
+          <w:color w:val="2E74B5"/>
+          <w:sz w:val="26"/>
+          <w:szCs w:val="26"/>
+        </w:rPr>
+        <w:t xml:space="preserve">7.3 Autenticação (JWT)</w:t>
+      </w:r>
+    </w:p>
+    <w:p>
+      <w:pPr>
+        <w:spacing w:after="160" w:line="300"/>
+      </w:pPr>
+      <w:r>
+        <w:rPr>
+          <w:sz w:val="22"/>
+          <w:szCs w:val="22"/>
+        </w:rPr>
+        <w:t xml:space="preserve">A autenticação foi implementada com JWT, utilizando uma JwtStrategy (Passport) para validar o token e um JwtAuthGuard para proteger as rotas que exigem usuário autenticado. As senhas dos usuários são armazenadas com hash via bcrypt.</w:t>
+      </w:r>
+    </w:p>
+    <w:p>
+      <w:pPr>
+        <w:spacing w:after="160" w:line="300"/>
+      </w:pPr>
+      <w:r>
+        <w:rPr>
+          <w:sz w:val="22"/>
+          <w:szCs w:val="22"/>
+        </w:rPr>
+        <w:t xml:space="preserve">Está em andamento a migração da estratégia de armazenamento do token: inicialmente o token JWT era guardado no localStorage do navegador; o projeto está migrando para cookies HttpOnly, mais seguros contra ataques XSS. As mudanças no backend para essa migração já foram parcialmente aplicadas.</w:t>
       </w:r>
     </w:p>
     <w:p>
@@ -1405,12 +2211,7 @@
           <w:sz w:val="20"/>
           <w:szCs w:val="20"/>
         </w:rPr>
-        <w:t xml:space="preserve">Seção a completar: colar aqui a árvore de diretórios real do projeto (ex.: saída de um comando como 'tree -L 3 -I node_modules'), incluindo pastas como apps/frontend, apps/backend, prisma/schema.prisma, etc.</w:t>
-      </w:r>
-    </w:p>
-    <w:p>
-      <w:r>
-        <w:br w:type="page"/>
+        <w:t xml:space="preserve">Seção a completar: documentar os endpoints já existentes (método HTTP, rota, parâmetros, exemplo de payload e resposta) — por exemplo, uma tabela de endpoints de Endereco, Usuario e Auth (login, registro, etc.).</w:t>
       </w:r>
     </w:p>
     <w:p>
@@ -1426,7 +2227,71 @@
           <w:sz w:val="32"/>
           <w:szCs w:val="32"/>
         </w:rPr>
-        <w:t xml:space="preserve">6. Modelagem de Dados</w:t>
+        <w:t xml:space="preserve">8. Frontend — Next.js</w:t>
+      </w:r>
+    </w:p>
+    <w:p>
+      <w:pPr>
+        <w:spacing w:after="160" w:line="300"/>
+      </w:pPr>
+      <w:r>
+        <w:rPr>
+          <w:sz w:val="22"/>
+          <w:szCs w:val="22"/>
+        </w:rPr>
+        <w:t xml:space="preserve">O frontend utiliza o App Router do Next.js 15, com separação entre Server Components (para busca de dados diretamente no servidor) e Client Components (para formulários e interações que dependem de estado no navegador).</w:t>
+      </w:r>
+    </w:p>
+    <w:p>
+      <w:pPr>
+        <w:spacing w:after="160" w:line="300"/>
+      </w:pPr>
+      <w:r>
+        <w:rPr>
+          <w:sz w:val="22"/>
+          <w:szCs w:val="22"/>
+        </w:rPr>
+        <w:t xml:space="preserve">As mudanças no frontend referentes à migração de autenticação (de localStorage para cookies HttpOnly) ainda estão pendentes de implementação.</w:t>
+      </w:r>
+    </w:p>
+    <w:p>
+      <w:pPr>
+        <w:pBdr>
+          <w:left w:val="single" w:color="2E74B5" w:sz="12" w:space="8"/>
+        </w:pBdr>
+        <w:spacing w:after="200" w:before="100"/>
+        <w:ind w:left="200"/>
+      </w:pPr>
+      <w:r>
+        <w:rPr>
+          <w:i/>
+          <w:iCs/>
+          <w:color w:val="595959"/>
+          <w:sz w:val="20"/>
+          <w:szCs w:val="20"/>
+        </w:rPr>
+        <w:t xml:space="preserve">Seção a completar: descrever as rotas/páginas já criadas, componentes reutilizáveis e eventual biblioteca de estilos (ex.: Tailwind CSS) utilizada.</w:t>
+      </w:r>
+    </w:p>
+    <w:p>
+      <w:r>
+        <w:br w:type="page"/>
+      </w:r>
+    </w:p>
+    <w:p>
+      <w:pPr>
+        <w:pStyle w:val="Heading1"/>
+        <w:spacing w:after="200" w:before="400"/>
+      </w:pPr>
+      <w:r>
+        <w:rPr>
+          <w:b/>
+          <w:bCs/>
+          <w:color w:val="1F3864"/>
+          <w:sz w:val="32"/>
+          <w:szCs w:val="32"/>
+        </w:rPr>
+        <w:t xml:space="preserve">9. Decisões Técnicas e Problemas Resolvidos</w:t>
       </w:r>
     </w:p>
     <w:p>
@@ -1442,7 +2307,7 @@
           <w:sz w:val="26"/>
           <w:szCs w:val="26"/>
         </w:rPr>
-        <w:t xml:space="preserve">6.1 Entidade Endereço (implementada)</w:t>
+        <w:t xml:space="preserve">9.1 Downgrade do Prisma (v7 → v6)</w:t>
       </w:r>
     </w:p>
     <w:p>
@@ -1454,7 +2319,23 @@
           <w:sz w:val="22"/>
           <w:szCs w:val="22"/>
         </w:rPr>
-        <w:t xml:space="preserve">A entidade Endereco foi a primeira a ser implementada de ponta a ponta no sistema, servindo como prova de conceito para o fluxo completo: schema Prisma → migration → DTO → endpoint NestJS → consumo no Next.js.</w:t>
+        <w:t xml:space="preserve">Durante a configuração inicial do projeto, a versão 7 do Prisma apresentou conflitos entre os formatos de módulo ESM e CommonJS. A decisão tomada foi realizar o downgrade para a versão 6, estável e compatível com o restante da stack configurada.</w:t>
+      </w:r>
+    </w:p>
+    <w:p>
+      <w:pPr>
+        <w:pStyle w:val="Heading2"/>
+        <w:spacing w:after="150" w:before="300"/>
+      </w:pPr>
+      <w:r>
+        <w:rPr>
+          <w:b/>
+          <w:bCs/>
+          <w:color w:val="2E74B5"/>
+          <w:sz w:val="26"/>
+          <w:szCs w:val="26"/>
+        </w:rPr>
+        <w:t xml:space="preserve">9.2 Parâmetros Assíncronos no Next.js 15</w:t>
       </w:r>
     </w:p>
     <w:p>
@@ -1466,92 +2347,75 @@
           <w:sz w:val="22"/>
           <w:szCs w:val="22"/>
         </w:rPr>
-        <w:t xml:space="preserve">Fluxo de implementação realizado:</w:t>
-      </w:r>
-    </w:p>
-    <w:p>
-      <w:pPr>
-        <w:pStyle w:val="ListParagraph"/>
-        <w:numPr>
-          <w:ilvl w:val="0"/>
-          <w:numId w:val="2"/>
-        </w:numPr>
-        <w:spacing w:after="80"/>
+        <w:t xml:space="preserve">O Next.js 15 passou a exigir que o objeto de parâmetros de rota (params) seja tratado de forma assíncrona (aguardado com await) nas páginas e rotas dinâmicas. Essa mudança de comportamento em relação a versões anteriores foi identificada e corrigida durante a implementação.</w:t>
+      </w:r>
+    </w:p>
+    <w:p>
+      <w:pPr>
+        <w:pStyle w:val="Heading2"/>
+        <w:spacing w:after="150" w:before="300"/>
+      </w:pPr>
+      <w:r>
+        <w:rPr>
+          <w:b/>
+          <w:bCs/>
+          <w:color w:val="2E74B5"/>
+          <w:sz w:val="26"/>
+          <w:szCs w:val="26"/>
+        </w:rPr>
+        <w:t xml:space="preserve">9.3 Configuração de CORS</w:t>
+      </w:r>
+    </w:p>
+    <w:p>
+      <w:pPr>
+        <w:spacing w:after="160" w:line="300"/>
       </w:pPr>
       <w:r>
         <w:rPr>
           <w:sz w:val="22"/>
           <w:szCs w:val="22"/>
         </w:rPr>
-        <w:t xml:space="preserve">Definição do model Endereco no schema.prisma.</w:t>
-      </w:r>
-    </w:p>
-    <w:p>
-      <w:pPr>
-        <w:pStyle w:val="ListParagraph"/>
-        <w:numPr>
-          <w:ilvl w:val="0"/>
-          <w:numId w:val="2"/>
-        </w:numPr>
-        <w:spacing w:after="80"/>
+        <w:t xml:space="preserve">Foi necessário configurar corretamente o CORS (Cross-Origin Resource Sharing) no backend NestJS para permitir que o frontend Next.js, rodando em origem diferente durante o desenvolvimento, pudesse consumir a API sem bloqueios do navegador.</w:t>
+      </w:r>
+    </w:p>
+    <w:p>
+      <w:pPr>
+        <w:pStyle w:val="Heading2"/>
+        <w:spacing w:after="150" w:before="300"/>
+      </w:pPr>
+      <w:r>
+        <w:rPr>
+          <w:b/>
+          <w:bCs/>
+          <w:color w:val="2E74B5"/>
+          <w:sz w:val="26"/>
+          <w:szCs w:val="26"/>
+        </w:rPr>
+        <w:t xml:space="preserve">9.4 Migração de autenticação: localStorage → Cookie HttpOnly</w:t>
+      </w:r>
+    </w:p>
+    <w:p>
+      <w:pPr>
+        <w:spacing w:after="160" w:line="300"/>
       </w:pPr>
       <w:r>
         <w:rPr>
           <w:sz w:val="22"/>
           <w:szCs w:val="22"/>
         </w:rPr>
-        <w:t xml:space="preserve">Geração e aplicação da migration no PostgreSQL.</w:t>
-      </w:r>
-    </w:p>
-    <w:p>
-      <w:pPr>
-        <w:pStyle w:val="ListParagraph"/>
-        <w:numPr>
-          <w:ilvl w:val="0"/>
-          <w:numId w:val="2"/>
-        </w:numPr>
-        <w:spacing w:after="80"/>
+        <w:t xml:space="preserve">A estratégia inicial de autenticação armazenava o token JWT no localStorage do navegador, uma abordagem simples porém vulnerável a ataques XSS (scripts maliciosos podem ler o localStorage e roubar o token). A decisão foi migrar para cookies HttpOnly, que não podem ser acessados via JavaScript no navegador, aumentando a segurança da aplicação.</w:t>
+      </w:r>
+    </w:p>
+    <w:p>
+      <w:pPr>
+        <w:spacing w:after="160" w:line="300"/>
       </w:pPr>
       <w:r>
         <w:rPr>
           <w:sz w:val="22"/>
           <w:szCs w:val="22"/>
         </w:rPr>
-        <w:t xml:space="preserve">Criação dos DTOs de entrada (create/update) com validação via class-validator.</w:t>
-      </w:r>
-    </w:p>
-    <w:p>
-      <w:pPr>
-        <w:pStyle w:val="ListParagraph"/>
-        <w:numPr>
-          <w:ilvl w:val="0"/>
-          <w:numId w:val="2"/>
-        </w:numPr>
-        <w:spacing w:after="80"/>
-      </w:pPr>
-      <w:r>
-        <w:rPr>
-          <w:sz w:val="22"/>
-          <w:szCs w:val="22"/>
-        </w:rPr>
-        <w:t xml:space="preserve">Implementação dos endpoints CRUD (criar, listar, buscar, atualizar, remover) no NestJS.</w:t>
-      </w:r>
-    </w:p>
-    <w:p>
-      <w:pPr>
-        <w:pStyle w:val="ListParagraph"/>
-        <w:numPr>
-          <w:ilvl w:val="0"/>
-          <w:numId w:val="2"/>
-        </w:numPr>
-        <w:spacing w:after="80"/>
-      </w:pPr>
-      <w:r>
-        <w:rPr>
-          <w:sz w:val="22"/>
-          <w:szCs w:val="22"/>
-        </w:rPr>
-        <w:t xml:space="preserve">Consumo da API no Next.js 15, com uso de Server Components para leitura de dados e Client Components para formulários/interações.</w:t>
+        <w:t xml:space="preserve">Status atual: as alterações no backend NestJS já foram parcialmente aplicadas; as alterações correspondentes no frontend Next.js (ajuste do fluxo de login, remoção do uso de localStorage, envio de credenciais via cookie) ainda estão pendentes.</w:t>
       </w:r>
     </w:p>
     <w:p>
@@ -1570,355 +2434,7 @@
           <w:sz w:val="20"/>
           <w:szCs w:val="20"/>
         </w:rPr>
-        <w:t xml:space="preserve">Seção a completar: listar aqui os campos exatos do model Endereco (ex.: id, logradouro, número, complemento, bairro, cidade, estado, CEP, referência a Usuario/Empresa) conforme definidos no schema.prisma.</w:t>
-      </w:r>
-    </w:p>
-    <w:p>
-      <w:pPr>
-        <w:pStyle w:val="Heading2"/>
-        <w:spacing w:after="150" w:before="300"/>
-      </w:pPr>
-      <w:r>
-        <w:rPr>
-          <w:b/>
-          <w:bCs/>
-          <w:color w:val="2E74B5"/>
-          <w:sz w:val="26"/>
-          <w:szCs w:val="26"/>
-        </w:rPr>
-        <w:t xml:space="preserve">6.2 Entidades Planejadas (próximos passos)</w:t>
-      </w:r>
-    </w:p>
-    <w:tbl>
-      <w:tblPr>
-        <w:tblW w:type="dxa" w:w="9600"/>
-        <w:tblBorders>
-          <w:top w:val="single" w:color="auto" w:sz="4"/>
-          <w:left w:val="single" w:color="auto" w:sz="4"/>
-          <w:bottom w:val="single" w:color="auto" w:sz="4"/>
-          <w:right w:val="single" w:color="auto" w:sz="4"/>
-          <w:insideH w:val="single" w:color="auto" w:sz="4"/>
-          <w:insideV w:val="single" w:color="auto" w:sz="4"/>
-        </w:tblBorders>
-      </w:tblPr>
-      <w:tblGrid>
-        <w:gridCol w:w="2600"/>
-        <w:gridCol w:w="3200"/>
-        <w:gridCol w:w="3800"/>
-      </w:tblGrid>
-      <w:tr>
-        <w:trPr>
-          <w:tblHeader/>
-        </w:trPr>
-        <w:tc>
-          <w:tcPr>
-            <w:tcW w:type="dxa" w:w="2600"/>
-            <w:shd w:fill="1F3864" w:val="clear"/>
-            <w:tcMar>
-              <w:top w:type="dxa" w:w="100"/>
-              <w:left w:type="dxa" w:w="120"/>
-              <w:bottom w:type="dxa" w:w="100"/>
-              <w:right w:type="dxa" w:w="120"/>
-            </w:tcMar>
-          </w:tcPr>
-          <w:p>
-            <w:r>
-              <w:rPr>
-                <w:b/>
-                <w:bCs/>
-                <w:color w:val="FFFFFF"/>
-                <w:sz w:val="20"/>
-                <w:szCs w:val="20"/>
-              </w:rPr>
-              <w:t xml:space="preserve">Entidade</w:t>
-            </w:r>
-          </w:p>
-        </w:tc>
-        <w:tc>
-          <w:tcPr>
-            <w:tcW w:type="dxa" w:w="3200"/>
-            <w:shd w:fill="1F3864" w:val="clear"/>
-            <w:tcMar>
-              <w:top w:type="dxa" w:w="100"/>
-              <w:left w:type="dxa" w:w="120"/>
-              <w:bottom w:type="dxa" w:w="100"/>
-              <w:right w:type="dxa" w:w="120"/>
-            </w:tcMar>
-          </w:tcPr>
-          <w:p>
-            <w:r>
-              <w:rPr>
-                <w:b/>
-                <w:bCs/>
-                <w:color w:val="FFFFFF"/>
-                <w:sz w:val="20"/>
-                <w:szCs w:val="20"/>
-              </w:rPr>
-              <w:t xml:space="preserve">Status</w:t>
-            </w:r>
-          </w:p>
-        </w:tc>
-        <w:tc>
-          <w:tcPr>
-            <w:tcW w:type="dxa" w:w="3800"/>
-            <w:shd w:fill="1F3864" w:val="clear"/>
-            <w:tcMar>
-              <w:top w:type="dxa" w:w="100"/>
-              <w:left w:type="dxa" w:w="120"/>
-              <w:bottom w:type="dxa" w:w="100"/>
-              <w:right w:type="dxa" w:w="120"/>
-            </w:tcMar>
-          </w:tcPr>
-          <w:p>
-            <w:r>
-              <w:rPr>
-                <w:b/>
-                <w:bCs/>
-                <w:color w:val="FFFFFF"/>
-                <w:sz w:val="20"/>
-                <w:szCs w:val="20"/>
-              </w:rPr>
-              <w:t xml:space="preserve">Descrição</w:t>
-            </w:r>
-          </w:p>
-        </w:tc>
-      </w:tr>
-      <w:tr>
-        <w:tc>
-          <w:tcPr>
-            <w:tcW w:type="dxa" w:w="2600"/>
-            <w:tcMar>
-              <w:top w:type="dxa" w:w="100"/>
-              <w:left w:type="dxa" w:w="120"/>
-              <w:bottom w:type="dxa" w:w="100"/>
-              <w:right w:type="dxa" w:w="120"/>
-            </w:tcMar>
-          </w:tcPr>
-          <w:p>
-            <w:r>
-              <w:rPr>
-                <w:b w:val="false"/>
-                <w:bCs w:val="false"/>
-                <w:color w:val="000000"/>
-                <w:sz w:val="20"/>
-                <w:szCs w:val="20"/>
-              </w:rPr>
-              <w:t xml:space="preserve">Usuario</w:t>
-            </w:r>
-          </w:p>
-        </w:tc>
-        <w:tc>
-          <w:tcPr>
-            <w:tcW w:type="dxa" w:w="3200"/>
-            <w:tcMar>
-              <w:top w:type="dxa" w:w="100"/>
-              <w:left w:type="dxa" w:w="120"/>
-              <w:bottom w:type="dxa" w:w="100"/>
-              <w:right w:type="dxa" w:w="120"/>
-            </w:tcMar>
-          </w:tcPr>
-          <w:p>
-            <w:r>
-              <w:rPr>
-                <w:b w:val="false"/>
-                <w:bCs w:val="false"/>
-                <w:color w:val="000000"/>
-                <w:sz w:val="20"/>
-                <w:szCs w:val="20"/>
-              </w:rPr>
-              <w:t xml:space="preserve">Planejada — próxima etapa</w:t>
-            </w:r>
-          </w:p>
-        </w:tc>
-        <w:tc>
-          <w:tcPr>
-            <w:tcW w:type="dxa" w:w="3800"/>
-            <w:tcMar>
-              <w:top w:type="dxa" w:w="100"/>
-              <w:left w:type="dxa" w:w="120"/>
-              <w:bottom w:type="dxa" w:w="100"/>
-              <w:right w:type="dxa" w:w="120"/>
-            </w:tcMar>
-          </w:tcPr>
-          <w:p>
-            <w:r>
-              <w:rPr>
-                <w:b w:val="false"/>
-                <w:bCs w:val="false"/>
-                <w:color w:val="000000"/>
-                <w:sz w:val="20"/>
-                <w:szCs w:val="20"/>
-              </w:rPr>
-              <w:t xml:space="preserve">Cadastro de usuários do sistema</w:t>
-            </w:r>
-          </w:p>
-        </w:tc>
-      </w:tr>
-      <w:tr>
-        <w:tc>
-          <w:tcPr>
-            <w:tcW w:type="dxa" w:w="2600"/>
-            <w:tcMar>
-              <w:top w:type="dxa" w:w="100"/>
-              <w:left w:type="dxa" w:w="120"/>
-              <w:bottom w:type="dxa" w:w="100"/>
-              <w:right w:type="dxa" w:w="120"/>
-            </w:tcMar>
-          </w:tcPr>
-          <w:p>
-            <w:r>
-              <w:rPr>
-                <w:b w:val="false"/>
-                <w:bCs w:val="false"/>
-                <w:color w:val="000000"/>
-                <w:sz w:val="20"/>
-                <w:szCs w:val="20"/>
-              </w:rPr>
-              <w:t xml:space="preserve">Auth</w:t>
-            </w:r>
-          </w:p>
-        </w:tc>
-        <w:tc>
-          <w:tcPr>
-            <w:tcW w:type="dxa" w:w="3200"/>
-            <w:tcMar>
-              <w:top w:type="dxa" w:w="100"/>
-              <w:left w:type="dxa" w:w="120"/>
-              <w:bottom w:type="dxa" w:w="100"/>
-              <w:right w:type="dxa" w:w="120"/>
-            </w:tcMar>
-          </w:tcPr>
-          <w:p>
-            <w:r>
-              <w:rPr>
-                <w:b w:val="false"/>
-                <w:bCs w:val="false"/>
-                <w:color w:val="000000"/>
-                <w:sz w:val="20"/>
-                <w:szCs w:val="20"/>
-              </w:rPr>
-              <w:t xml:space="preserve">Planejada</w:t>
-            </w:r>
-          </w:p>
-        </w:tc>
-        <w:tc>
-          <w:tcPr>
-            <w:tcW w:type="dxa" w:w="3800"/>
-            <w:tcMar>
-              <w:top w:type="dxa" w:w="100"/>
-              <w:left w:type="dxa" w:w="120"/>
-              <w:bottom w:type="dxa" w:w="100"/>
-              <w:right w:type="dxa" w:w="120"/>
-            </w:tcMar>
-          </w:tcPr>
-          <w:p>
-            <w:r>
-              <w:rPr>
-                <w:b w:val="false"/>
-                <w:bCs w:val="false"/>
-                <w:color w:val="000000"/>
-                <w:sz w:val="20"/>
-                <w:szCs w:val="20"/>
-              </w:rPr>
-              <w:t xml:space="preserve">Autenticação e autorização de acesso</w:t>
-            </w:r>
-          </w:p>
-        </w:tc>
-      </w:tr>
-      <w:tr>
-        <w:tc>
-          <w:tcPr>
-            <w:tcW w:type="dxa" w:w="2600"/>
-            <w:tcMar>
-              <w:top w:type="dxa" w:w="100"/>
-              <w:left w:type="dxa" w:w="120"/>
-              <w:bottom w:type="dxa" w:w="100"/>
-              <w:right w:type="dxa" w:w="120"/>
-            </w:tcMar>
-          </w:tcPr>
-          <w:p>
-            <w:r>
-              <w:rPr>
-                <w:b w:val="false"/>
-                <w:bCs w:val="false"/>
-                <w:color w:val="000000"/>
-                <w:sz w:val="20"/>
-                <w:szCs w:val="20"/>
-              </w:rPr>
-              <w:t xml:space="preserve">Empresa</w:t>
-            </w:r>
-          </w:p>
-        </w:tc>
-        <w:tc>
-          <w:tcPr>
-            <w:tcW w:type="dxa" w:w="3200"/>
-            <w:tcMar>
-              <w:top w:type="dxa" w:w="100"/>
-              <w:left w:type="dxa" w:w="120"/>
-              <w:bottom w:type="dxa" w:w="100"/>
-              <w:right w:type="dxa" w:w="120"/>
-            </w:tcMar>
-          </w:tcPr>
-          <w:p>
-            <w:r>
-              <w:rPr>
-                <w:b w:val="false"/>
-                <w:bCs w:val="false"/>
-                <w:color w:val="000000"/>
-                <w:sz w:val="20"/>
-                <w:szCs w:val="20"/>
-              </w:rPr>
-              <w:t xml:space="preserve">Planejada</w:t>
-            </w:r>
-          </w:p>
-        </w:tc>
-        <w:tc>
-          <w:tcPr>
-            <w:tcW w:type="dxa" w:w="3800"/>
-            <w:tcMar>
-              <w:top w:type="dxa" w:w="100"/>
-              <w:left w:type="dxa" w:w="120"/>
-              <w:bottom w:type="dxa" w:w="100"/>
-              <w:right w:type="dxa" w:w="120"/>
-            </w:tcMar>
-          </w:tcPr>
-          <w:p>
-            <w:r>
-              <w:rPr>
-                <w:b w:val="false"/>
-                <w:bCs w:val="false"/>
-                <w:color w:val="000000"/>
-                <w:sz w:val="20"/>
-                <w:szCs w:val="20"/>
-              </w:rPr>
-              <w:t xml:space="preserve">Cadastro das empresas/negócios (ex.: negócios de revenda familiares)</w:t>
-            </w:r>
-          </w:p>
-        </w:tc>
-      </w:tr>
-    </w:tbl>
-    <w:p>
-      <w:pPr>
-        <w:pBdr>
-          <w:left w:val="single" w:color="2E74B5" w:sz="12" w:space="8"/>
-        </w:pBdr>
-        <w:spacing w:after="200" w:before="100"/>
-        <w:ind w:left="200"/>
-      </w:pPr>
-      <w:r>
-        <w:rPr>
-          <w:i/>
-          <w:iCs/>
-          <w:color w:val="595959"/>
-          <w:sz w:val="20"/>
-          <w:szCs w:val="20"/>
-        </w:rPr>
-        <w:t xml:space="preserve">Seção a completar conforme cada entidade for implementada, seguindo o mesmo padrão de documentação usado para Endereco (schema, DTOs, endpoints, telas).</w:t>
-      </w:r>
-    </w:p>
-    <w:p>
-      <w:r>
-        <w:br w:type="page"/>
+        <w:t xml:space="preserve">Seção a completar conforme novos problemas técnicos relevantes forem resolvidos ao longo do projeto — manter este histórico ajuda a evitar repetir os mesmos erros no futuro.</w:t>
       </w:r>
     </w:p>
     <w:p>
@@ -1934,286 +2450,12 @@
           <w:sz w:val="32"/>
           <w:szCs w:val="32"/>
         </w:rPr>
-        <w:t xml:space="preserve">7. Backend — API NestJS</w:t>
-      </w:r>
-    </w:p>
-    <w:p>
-      <w:pPr>
-        <w:spacing w:after="160" w:line="300"/>
-      </w:pPr>
-      <w:r>
-        <w:rPr>
-          <w:sz w:val="22"/>
-          <w:szCs w:val="22"/>
-        </w:rPr>
-        <w:t xml:space="preserve">O backend é responsável por expor a API REST consumida pelo frontend, aplicando as regras de negócio e a validação de dados de entrada.</w:t>
-      </w:r>
-    </w:p>
-    <w:p>
-      <w:pPr>
-        <w:pStyle w:val="Heading2"/>
-        <w:spacing w:after="150" w:before="300"/>
-      </w:pPr>
-      <w:r>
-        <w:rPr>
-          <w:b/>
-          <w:bCs/>
-          <w:color w:val="2E74B5"/>
-          <w:sz w:val="26"/>
-          <w:szCs w:val="26"/>
-        </w:rPr>
-        <w:t xml:space="preserve">7.1 Padrão de Módulos</w:t>
-      </w:r>
-    </w:p>
-    <w:p>
-      <w:pPr>
-        <w:spacing w:after="160" w:line="300"/>
-      </w:pPr>
-      <w:r>
-        <w:rPr>
-          <w:sz w:val="22"/>
-          <w:szCs w:val="22"/>
-        </w:rPr>
-        <w:t xml:space="preserve">Cada entidade do sistema segue (ou deve seguir) o padrão de módulo do NestJS, com controller, service, DTOs e módulo próprio, conforme já aplicado na entidade Endereco.</w:t>
-      </w:r>
-    </w:p>
-    <w:p>
-      <w:pPr>
-        <w:pStyle w:val="Heading2"/>
-        <w:spacing w:after="150" w:before="300"/>
-      </w:pPr>
-      <w:r>
-        <w:rPr>
-          <w:b/>
-          <w:bCs/>
-          <w:color w:val="2E74B5"/>
-          <w:sz w:val="26"/>
-          <w:szCs w:val="26"/>
-        </w:rPr>
-        <w:t xml:space="preserve">7.2 Validação de Dados</w:t>
-      </w:r>
-    </w:p>
-    <w:p>
-      <w:pPr>
-        <w:spacing w:after="160" w:line="300"/>
-      </w:pPr>
-      <w:r>
-        <w:rPr>
-          <w:sz w:val="22"/>
-          <w:szCs w:val="22"/>
-        </w:rPr>
-        <w:t xml:space="preserve">A validação das requisições é feita por meio de DTOs decorados com class-validator, garantindo que dados inválidos sejam rejeitados antes de chegarem à camada de persistência.</w:t>
-      </w:r>
-    </w:p>
-    <w:p>
-      <w:pPr>
-        <w:pBdr>
-          <w:left w:val="single" w:color="2E74B5" w:sz="12" w:space="8"/>
-        </w:pBdr>
-        <w:spacing w:after="200" w:before="100"/>
-        <w:ind w:left="200"/>
-      </w:pPr>
-      <w:r>
-        <w:rPr>
-          <w:i/>
-          <w:iCs/>
-          <w:color w:val="595959"/>
-          <w:sz w:val="20"/>
-          <w:szCs w:val="20"/>
-        </w:rPr>
-        <w:t xml:space="preserve">Seção a completar: documentar aqui os endpoints já existentes (método HTTP, rota, parâmetros, exemplo de payload e resposta) — por exemplo, uma tabela de endpoints de Endereco.</w:t>
-      </w:r>
-    </w:p>
-    <w:p>
-      <w:pPr>
-        <w:pStyle w:val="Heading1"/>
-        <w:spacing w:after="200" w:before="400"/>
-      </w:pPr>
-      <w:r>
-        <w:rPr>
-          <w:b/>
-          <w:bCs/>
-          <w:color w:val="1F3864"/>
-          <w:sz w:val="32"/>
-          <w:szCs w:val="32"/>
-        </w:rPr>
-        <w:t xml:space="preserve">8. Frontend — Next.js</w:t>
-      </w:r>
-    </w:p>
-    <w:p>
-      <w:pPr>
-        <w:spacing w:after="160" w:line="300"/>
-      </w:pPr>
-      <w:r>
-        <w:rPr>
-          <w:sz w:val="22"/>
-          <w:szCs w:val="22"/>
-        </w:rPr>
-        <w:t xml:space="preserve">O frontend utiliza o App Router do Next.js 15, com separação entre Server Components (para busca de dados diretamente no servidor) e Client Components (para formulários e interações que dependem de estado no navegador).</w:t>
-      </w:r>
-    </w:p>
-    <w:p>
-      <w:pPr>
-        <w:pBdr>
-          <w:left w:val="single" w:color="2E74B5" w:sz="12" w:space="8"/>
-        </w:pBdr>
-        <w:spacing w:after="200" w:before="100"/>
-        <w:ind w:left="200"/>
-      </w:pPr>
-      <w:r>
-        <w:rPr>
-          <w:i/>
-          <w:iCs/>
-          <w:color w:val="595959"/>
-          <w:sz w:val="20"/>
-          <w:szCs w:val="20"/>
-        </w:rPr>
-        <w:t xml:space="preserve">Seção a completar: descrever as rotas/páginas já criadas, componentes reutilizáveis e eventual biblioteca de estilos (ex.: Tailwind CSS) utilizada.</w:t>
-      </w:r>
-    </w:p>
-    <w:p>
-      <w:r>
-        <w:br w:type="page"/>
-      </w:r>
-    </w:p>
-    <w:p>
-      <w:pPr>
-        <w:pStyle w:val="Heading1"/>
-        <w:spacing w:after="200" w:before="400"/>
-      </w:pPr>
-      <w:r>
-        <w:rPr>
-          <w:b/>
-          <w:bCs/>
-          <w:color w:val="1F3864"/>
-          <w:sz w:val="32"/>
-          <w:szCs w:val="32"/>
-        </w:rPr>
-        <w:t xml:space="preserve">9. Decisões Técnicas e Problemas Resolvidos</w:t>
-      </w:r>
-    </w:p>
-    <w:p>
-      <w:pPr>
-        <w:pStyle w:val="Heading2"/>
-        <w:spacing w:after="150" w:before="300"/>
-      </w:pPr>
-      <w:r>
-        <w:rPr>
-          <w:b/>
-          <w:bCs/>
-          <w:color w:val="2E74B5"/>
-          <w:sz w:val="26"/>
-          <w:szCs w:val="26"/>
-        </w:rPr>
-        <w:t xml:space="preserve">9.1 Downgrade do Prisma (v7 → v6)</w:t>
-      </w:r>
-    </w:p>
-    <w:p>
-      <w:pPr>
-        <w:spacing w:after="160" w:line="300"/>
-      </w:pPr>
-      <w:r>
-        <w:rPr>
-          <w:sz w:val="22"/>
-          <w:szCs w:val="22"/>
-        </w:rPr>
-        <w:t xml:space="preserve">Durante a configuração inicial do projeto, a versão 7 do Prisma apresentou conflitos entre os formatos de módulo ESM e CommonJS. A decisão tomada foi realizar o downgrade para a versão 6, estável e compatível com o restante da stack configurada.</w:t>
-      </w:r>
-    </w:p>
-    <w:p>
-      <w:pPr>
-        <w:pStyle w:val="Heading2"/>
-        <w:spacing w:after="150" w:before="300"/>
-      </w:pPr>
-      <w:r>
-        <w:rPr>
-          <w:b/>
-          <w:bCs/>
-          <w:color w:val="2E74B5"/>
-          <w:sz w:val="26"/>
-          <w:szCs w:val="26"/>
-        </w:rPr>
-        <w:t xml:space="preserve">9.2 Parâmetros Assíncronos no Next.js 15</w:t>
-      </w:r>
-    </w:p>
-    <w:p>
-      <w:pPr>
-        <w:spacing w:after="160" w:line="300"/>
-      </w:pPr>
-      <w:r>
-        <w:rPr>
-          <w:sz w:val="22"/>
-          <w:szCs w:val="22"/>
-        </w:rPr>
-        <w:t xml:space="preserve">O Next.js 15 passou a exigir que o objeto de parâmetros de rota (params) seja tratado de forma assíncrona (aguardado com await) nas páginas e rotas dinâmicas. Essa mudança de comportamento em relação a versões anteriores foi identificada e corrigida durante a implementação.</w:t>
-      </w:r>
-    </w:p>
-    <w:p>
-      <w:pPr>
-        <w:pStyle w:val="Heading2"/>
-        <w:spacing w:after="150" w:before="300"/>
-      </w:pPr>
-      <w:r>
-        <w:rPr>
-          <w:b/>
-          <w:bCs/>
-          <w:color w:val="2E74B5"/>
-          <w:sz w:val="26"/>
-          <w:szCs w:val="26"/>
-        </w:rPr>
-        <w:t xml:space="preserve">9.3 Configuração de CORS</w:t>
-      </w:r>
-    </w:p>
-    <w:p>
-      <w:pPr>
-        <w:spacing w:after="160" w:line="300"/>
-      </w:pPr>
-      <w:r>
-        <w:rPr>
-          <w:sz w:val="22"/>
-          <w:szCs w:val="22"/>
-        </w:rPr>
-        <w:t xml:space="preserve">Foi necessário configurar corretamente o CORS (Cross-Origin Resource Sharing) no backend NestJS para permitir que o frontend Next.js, rodando em origem diferente durante o desenvolvimento, pudesse consumir a API sem bloqueios do navegador.</w:t>
-      </w:r>
-    </w:p>
-    <w:p>
-      <w:pPr>
-        <w:pBdr>
-          <w:left w:val="single" w:color="2E74B5" w:sz="12" w:space="8"/>
-        </w:pBdr>
-        <w:spacing w:after="200" w:before="100"/>
-        <w:ind w:left="200"/>
-      </w:pPr>
-      <w:r>
-        <w:rPr>
-          <w:i/>
-          <w:iCs/>
-          <w:color w:val="595959"/>
-          <w:sz w:val="20"/>
-          <w:szCs w:val="20"/>
-        </w:rPr>
-        <w:t xml:space="preserve">Seção a completar conforme novos problemas técnicos relevantes forem resolvidos ao longo do projeto — manter este histórico ajuda a evitar repetir os mesmos erros no futuro.</w:t>
-      </w:r>
-    </w:p>
-    <w:p>
-      <w:pPr>
-        <w:pStyle w:val="Heading1"/>
-        <w:spacing w:after="200" w:before="400"/>
-      </w:pPr>
-      <w:r>
-        <w:rPr>
-          <w:b/>
-          <w:bCs/>
-          <w:color w:val="1F3864"/>
-          <w:sz w:val="32"/>
-          <w:szCs w:val="32"/>
-        </w:rPr>
         <w:t xml:space="preserve">10. Roadmap / Próximos Passos</w:t>
       </w:r>
     </w:p>
     <w:tbl>
       <w:tblPr>
-        <w:tblW w:type="dxa" w:w="8600"/>
+        <w:tblW w:type="dxa" w:w="9200"/>
         <w:tblBorders>
           <w:top w:val="single" w:color="auto" w:sz="4"/>
           <w:left w:val="single" w:color="auto" w:sz="4"/>
@@ -2226,7 +2468,7 @@
       <w:tblGrid>
         <w:gridCol w:w="1300"/>
         <w:gridCol w:w="5300"/>
-        <w:gridCol w:w="2000"/>
+        <w:gridCol w:w="2600"/>
       </w:tblGrid>
       <w:tr>
         <w:trPr>
@@ -2282,7 +2524,7 @@
         </w:tc>
         <w:tc>
           <w:tcPr>
-            <w:tcW w:type="dxa" w:w="2000"/>
+            <w:tcW w:type="dxa" w:w="2600"/>
             <w:shd w:fill="1F3864" w:val="clear"/>
             <w:tcMar>
               <w:top w:type="dxa" w:w="100"/>
@@ -2348,13 +2590,13 @@
                 <w:sz w:val="20"/>
                 <w:szCs w:val="20"/>
               </w:rPr>
-              <w:t xml:space="preserve">Entidade Endereco (schema, DTOs, endpoints, telas)</w:t>
-            </w:r>
-          </w:p>
-        </w:tc>
-        <w:tc>
-          <w:tcPr>
-            <w:tcW w:type="dxa" w:w="2000"/>
+              <w:t xml:space="preserve">Setup do monorepo em Git</w:t>
+            </w:r>
+          </w:p>
+        </w:tc>
+        <w:tc>
+          <w:tcPr>
+            <w:tcW w:type="dxa" w:w="2600"/>
             <w:tcMar>
               <w:top w:type="dxa" w:w="100"/>
               <w:left w:type="dxa" w:w="120"/>
@@ -2419,30 +2661,30 @@
                 <w:sz w:val="20"/>
                 <w:szCs w:val="20"/>
               </w:rPr>
-              <w:t xml:space="preserve">Entidade Usuario</w:t>
-            </w:r>
-          </w:p>
-        </w:tc>
-        <w:tc>
-          <w:tcPr>
-            <w:tcW w:type="dxa" w:w="2000"/>
-            <w:tcMar>
-              <w:top w:type="dxa" w:w="100"/>
-              <w:left w:type="dxa" w:w="120"/>
-              <w:bottom w:type="dxa" w:w="100"/>
-              <w:right w:type="dxa" w:w="120"/>
-            </w:tcMar>
-          </w:tcPr>
-          <w:p>
-            <w:r>
-              <w:rPr>
-                <w:b w:val="false"/>
-                <w:bCs w:val="false"/>
-                <w:color w:val="000000"/>
-                <w:sz w:val="20"/>
-                <w:szCs w:val="20"/>
-              </w:rPr>
-              <w:t xml:space="preserve">Próximo passo</w:t>
+              <w:t xml:space="preserve">Entidade Endereco (schema, DTOs, endpoints, telas)</w:t>
+            </w:r>
+          </w:p>
+        </w:tc>
+        <w:tc>
+          <w:tcPr>
+            <w:tcW w:type="dxa" w:w="2600"/>
+            <w:tcMar>
+              <w:top w:type="dxa" w:w="100"/>
+              <w:left w:type="dxa" w:w="120"/>
+              <w:bottom w:type="dxa" w:w="100"/>
+              <w:right w:type="dxa" w:w="120"/>
+            </w:tcMar>
+          </w:tcPr>
+          <w:p>
+            <w:r>
+              <w:rPr>
+                <w:b w:val="false"/>
+                <w:bCs w:val="false"/>
+                <w:color w:val="000000"/>
+                <w:sz w:val="20"/>
+                <w:szCs w:val="20"/>
+              </w:rPr>
+              <w:t xml:space="preserve">Concluído</w:t>
             </w:r>
           </w:p>
         </w:tc>
@@ -2490,30 +2732,30 @@
                 <w:sz w:val="20"/>
                 <w:szCs w:val="20"/>
               </w:rPr>
-              <w:t xml:space="preserve">Módulo de Auth (autenticação/autorização)</w:t>
-            </w:r>
-          </w:p>
-        </w:tc>
-        <w:tc>
-          <w:tcPr>
-            <w:tcW w:type="dxa" w:w="2000"/>
-            <w:tcMar>
-              <w:top w:type="dxa" w:w="100"/>
-              <w:left w:type="dxa" w:w="120"/>
-              <w:bottom w:type="dxa" w:w="100"/>
-              <w:right w:type="dxa" w:w="120"/>
-            </w:tcMar>
-          </w:tcPr>
-          <w:p>
-            <w:r>
-              <w:rPr>
-                <w:b w:val="false"/>
-                <w:bCs w:val="false"/>
-                <w:color w:val="000000"/>
-                <w:sz w:val="20"/>
-                <w:szCs w:val="20"/>
-              </w:rPr>
-              <w:t xml:space="preserve">Planejado</w:t>
+              <w:t xml:space="preserve">Entidade Usuario (schema, enums, DTOs, endpoints, bcrypt)</w:t>
+            </w:r>
+          </w:p>
+        </w:tc>
+        <w:tc>
+          <w:tcPr>
+            <w:tcW w:type="dxa" w:w="2600"/>
+            <w:tcMar>
+              <w:top w:type="dxa" w:w="100"/>
+              <w:left w:type="dxa" w:w="120"/>
+              <w:bottom w:type="dxa" w:w="100"/>
+              <w:right w:type="dxa" w:w="120"/>
+            </w:tcMar>
+          </w:tcPr>
+          <w:p>
+            <w:r>
+              <w:rPr>
+                <w:b w:val="false"/>
+                <w:bCs w:val="false"/>
+                <w:color w:val="000000"/>
+                <w:sz w:val="20"/>
+                <w:szCs w:val="20"/>
+              </w:rPr>
+              <w:t xml:space="preserve">Concluído</w:t>
             </w:r>
           </w:p>
         </w:tc>
@@ -2561,30 +2803,30 @@
                 <w:sz w:val="20"/>
                 <w:szCs w:val="20"/>
               </w:rPr>
-              <w:t xml:space="preserve">Entidade Empresa</w:t>
-            </w:r>
-          </w:p>
-        </w:tc>
-        <w:tc>
-          <w:tcPr>
-            <w:tcW w:type="dxa" w:w="2000"/>
-            <w:tcMar>
-              <w:top w:type="dxa" w:w="100"/>
-              <w:left w:type="dxa" w:w="120"/>
-              <w:bottom w:type="dxa" w:w="100"/>
-              <w:right w:type="dxa" w:w="120"/>
-            </w:tcMar>
-          </w:tcPr>
-          <w:p>
-            <w:r>
-              <w:rPr>
-                <w:b w:val="false"/>
-                <w:bCs w:val="false"/>
-                <w:color w:val="000000"/>
-                <w:sz w:val="20"/>
-                <w:szCs w:val="20"/>
-              </w:rPr>
-              <w:t xml:space="preserve">Planejado</w:t>
+              <w:t xml:space="preserve">Autenticação JWT (JwtStrategy + JwtAuthGuard)</w:t>
+            </w:r>
+          </w:p>
+        </w:tc>
+        <w:tc>
+          <w:tcPr>
+            <w:tcW w:type="dxa" w:w="2600"/>
+            <w:tcMar>
+              <w:top w:type="dxa" w:w="100"/>
+              <w:left w:type="dxa" w:w="120"/>
+              <w:bottom w:type="dxa" w:w="100"/>
+              <w:right w:type="dxa" w:w="120"/>
+            </w:tcMar>
+          </w:tcPr>
+          <w:p>
+            <w:r>
+              <w:rPr>
+                <w:b w:val="false"/>
+                <w:bCs w:val="false"/>
+                <w:color w:val="000000"/>
+                <w:sz w:val="20"/>
+                <w:szCs w:val="20"/>
+              </w:rPr>
+              <w:t xml:space="preserve">Concluído</w:t>
             </w:r>
           </w:p>
         </w:tc>
@@ -2632,30 +2874,30 @@
                 <w:sz w:val="20"/>
                 <w:szCs w:val="20"/>
               </w:rPr>
-              <w:t xml:space="preserve">Lançamentos financeiros (receitas/despesas)</w:t>
-            </w:r>
-          </w:p>
-        </w:tc>
-        <w:tc>
-          <w:tcPr>
-            <w:tcW w:type="dxa" w:w="2000"/>
-            <w:tcMar>
-              <w:top w:type="dxa" w:w="100"/>
-              <w:left w:type="dxa" w:w="120"/>
-              <w:bottom w:type="dxa" w:w="100"/>
-              <w:right w:type="dxa" w:w="120"/>
-            </w:tcMar>
-          </w:tcPr>
-          <w:p>
-            <w:r>
-              <w:rPr>
-                <w:b w:val="false"/>
-                <w:bCs w:val="false"/>
-                <w:color w:val="000000"/>
-                <w:sz w:val="20"/>
-                <w:szCs w:val="20"/>
-              </w:rPr>
-              <w:t xml:space="preserve">Planejado (futuro)</w:t>
+              <w:t xml:space="preserve">Migração de auth: localStorage → cookie HttpOnly</w:t>
+            </w:r>
+          </w:p>
+        </w:tc>
+        <w:tc>
+          <w:tcPr>
+            <w:tcW w:type="dxa" w:w="2600"/>
+            <w:tcMar>
+              <w:top w:type="dxa" w:w="100"/>
+              <w:left w:type="dxa" w:w="120"/>
+              <w:bottom w:type="dxa" w:w="100"/>
+              <w:right w:type="dxa" w:w="120"/>
+            </w:tcMar>
+          </w:tcPr>
+          <w:p>
+            <w:r>
+              <w:rPr>
+                <w:b w:val="false"/>
+                <w:bCs w:val="false"/>
+                <w:color w:val="000000"/>
+                <w:sz w:val="20"/>
+                <w:szCs w:val="20"/>
+              </w:rPr>
+              <w:t xml:space="preserve">Em andamento (backend parcial, frontend pendente)</w:t>
             </w:r>
           </w:p>
         </w:tc>
@@ -2703,13 +2945,155 @@
                 <w:sz w:val="20"/>
                 <w:szCs w:val="20"/>
               </w:rPr>
+              <w:t xml:space="preserve">Entidade Empresa</w:t>
+            </w:r>
+          </w:p>
+        </w:tc>
+        <w:tc>
+          <w:tcPr>
+            <w:tcW w:type="dxa" w:w="2600"/>
+            <w:tcMar>
+              <w:top w:type="dxa" w:w="100"/>
+              <w:left w:type="dxa" w:w="120"/>
+              <w:bottom w:type="dxa" w:w="100"/>
+              <w:right w:type="dxa" w:w="120"/>
+            </w:tcMar>
+          </w:tcPr>
+          <w:p>
+            <w:r>
+              <w:rPr>
+                <w:b w:val="false"/>
+                <w:bCs w:val="false"/>
+                <w:color w:val="000000"/>
+                <w:sz w:val="20"/>
+                <w:szCs w:val="20"/>
+              </w:rPr>
+              <w:t xml:space="preserve">Planejado</w:t>
+            </w:r>
+          </w:p>
+        </w:tc>
+      </w:tr>
+      <w:tr>
+        <w:tc>
+          <w:tcPr>
+            <w:tcW w:type="dxa" w:w="1300"/>
+            <w:tcMar>
+              <w:top w:type="dxa" w:w="100"/>
+              <w:left w:type="dxa" w:w="120"/>
+              <w:bottom w:type="dxa" w:w="100"/>
+              <w:right w:type="dxa" w:w="120"/>
+            </w:tcMar>
+          </w:tcPr>
+          <w:p>
+            <w:r>
+              <w:rPr>
+                <w:b w:val="false"/>
+                <w:bCs w:val="false"/>
+                <w:color w:val="000000"/>
+                <w:sz w:val="20"/>
+                <w:szCs w:val="20"/>
+              </w:rPr>
+              <w:t xml:space="preserve">7</w:t>
+            </w:r>
+          </w:p>
+        </w:tc>
+        <w:tc>
+          <w:tcPr>
+            <w:tcW w:type="dxa" w:w="5300"/>
+            <w:tcMar>
+              <w:top w:type="dxa" w:w="100"/>
+              <w:left w:type="dxa" w:w="120"/>
+              <w:bottom w:type="dxa" w:w="100"/>
+              <w:right w:type="dxa" w:w="120"/>
+            </w:tcMar>
+          </w:tcPr>
+          <w:p>
+            <w:r>
+              <w:rPr>
+                <w:b w:val="false"/>
+                <w:bCs w:val="false"/>
+                <w:color w:val="000000"/>
+                <w:sz w:val="20"/>
+                <w:szCs w:val="20"/>
+              </w:rPr>
+              <w:t xml:space="preserve">Lançamentos financeiros (receitas/despesas)</w:t>
+            </w:r>
+          </w:p>
+        </w:tc>
+        <w:tc>
+          <w:tcPr>
+            <w:tcW w:type="dxa" w:w="2600"/>
+            <w:tcMar>
+              <w:top w:type="dxa" w:w="100"/>
+              <w:left w:type="dxa" w:w="120"/>
+              <w:bottom w:type="dxa" w:w="100"/>
+              <w:right w:type="dxa" w:w="120"/>
+            </w:tcMar>
+          </w:tcPr>
+          <w:p>
+            <w:r>
+              <w:rPr>
+                <w:b w:val="false"/>
+                <w:bCs w:val="false"/>
+                <w:color w:val="000000"/>
+                <w:sz w:val="20"/>
+                <w:szCs w:val="20"/>
+              </w:rPr>
+              <w:t xml:space="preserve">Planejado (futuro)</w:t>
+            </w:r>
+          </w:p>
+        </w:tc>
+      </w:tr>
+      <w:tr>
+        <w:tc>
+          <w:tcPr>
+            <w:tcW w:type="dxa" w:w="1300"/>
+            <w:tcMar>
+              <w:top w:type="dxa" w:w="100"/>
+              <w:left w:type="dxa" w:w="120"/>
+              <w:bottom w:type="dxa" w:w="100"/>
+              <w:right w:type="dxa" w:w="120"/>
+            </w:tcMar>
+          </w:tcPr>
+          <w:p>
+            <w:r>
+              <w:rPr>
+                <w:b w:val="false"/>
+                <w:bCs w:val="false"/>
+                <w:color w:val="000000"/>
+                <w:sz w:val="20"/>
+                <w:szCs w:val="20"/>
+              </w:rPr>
+              <w:t xml:space="preserve">8</w:t>
+            </w:r>
+          </w:p>
+        </w:tc>
+        <w:tc>
+          <w:tcPr>
+            <w:tcW w:type="dxa" w:w="5300"/>
+            <w:tcMar>
+              <w:top w:type="dxa" w:w="100"/>
+              <w:left w:type="dxa" w:w="120"/>
+              <w:bottom w:type="dxa" w:w="100"/>
+              <w:right w:type="dxa" w:w="120"/>
+            </w:tcMar>
+          </w:tcPr>
+          <w:p>
+            <w:r>
+              <w:rPr>
+                <w:b w:val="false"/>
+                <w:bCs w:val="false"/>
+                <w:color w:val="000000"/>
+                <w:sz w:val="20"/>
+                <w:szCs w:val="20"/>
+              </w:rPr>
               <w:t xml:space="preserve">Relatórios e dashboards</w:t>
             </w:r>
           </w:p>
         </w:tc>
         <w:tc>
           <w:tcPr>
-            <w:tcW w:type="dxa" w:w="2000"/>
+            <w:tcW w:type="dxa" w:w="2600"/>
             <w:tcMar>
               <w:top w:type="dxa" w:w="100"/>
               <w:left w:type="dxa" w:w="120"/>
